--- a/klagomål/A 50760-2023 FSC-klagomål.docx
+++ b/klagomål/A 50760-2023 FSC-klagomål.docx
@@ -779,7 +779,7 @@
     <w:r>
       <w:tab/>
       <w:tab/>
-      <w:t>2026-03-22</w:t>
+      <w:t>2026-03-23</w:t>
       <w:br/>
       <w:br/>
     </w:r>

--- a/klagomål/A 50760-2023 FSC-klagomål.docx
+++ b/klagomål/A 50760-2023 FSC-klagomål.docx
@@ -779,7 +779,7 @@
     <w:r>
       <w:tab/>
       <w:tab/>
-      <w:t>2026-03-23</w:t>
+      <w:t>2026-03-24</w:t>
       <w:br/>
       <w:br/>
     </w:r>

--- a/klagomål/A 50760-2023 FSC-klagomål.docx
+++ b/klagomål/A 50760-2023 FSC-klagomål.docx
@@ -779,7 +779,7 @@
     <w:r>
       <w:tab/>
       <w:tab/>
-      <w:t>2026-03-24</w:t>
+      <w:t>2026-03-25</w:t>
       <w:br/>
       <w:br/>
     </w:r>

--- a/klagomål/A 50760-2023 FSC-klagomål.docx
+++ b/klagomål/A 50760-2023 FSC-klagomål.docx
@@ -779,7 +779,7 @@
     <w:r>
       <w:tab/>
       <w:tab/>
-      <w:t>2026-03-25</w:t>
+      <w:t>2026-03-26</w:t>
       <w:br/>
       <w:br/>
     </w:r>

--- a/klagomål/A 50760-2023 FSC-klagomål.docx
+++ b/klagomål/A 50760-2023 FSC-klagomål.docx
@@ -779,7 +779,7 @@
     <w:r>
       <w:tab/>
       <w:tab/>
-      <w:t>2026-03-26</w:t>
+      <w:t>2026-03-27</w:t>
       <w:br/>
       <w:br/>
     </w:r>

--- a/klagomål/A 50760-2023 FSC-klagomål.docx
+++ b/klagomål/A 50760-2023 FSC-klagomål.docx
@@ -779,7 +779,7 @@
     <w:r>
       <w:tab/>
       <w:tab/>
-      <w:t>2026-03-27</w:t>
+      <w:t>2026-03-28</w:t>
       <w:br/>
       <w:br/>
     </w:r>

--- a/klagomål/A 50760-2023 FSC-klagomål.docx
+++ b/klagomål/A 50760-2023 FSC-klagomål.docx
@@ -779,7 +779,7 @@
     <w:r>
       <w:tab/>
       <w:tab/>
-      <w:t>2026-03-28</w:t>
+      <w:t>2026-03-29</w:t>
       <w:br/>
       <w:br/>
     </w:r>

--- a/klagomål/A 50760-2023 FSC-klagomål.docx
+++ b/klagomål/A 50760-2023 FSC-klagomål.docx
@@ -779,7 +779,7 @@
     <w:r>
       <w:tab/>
       <w:tab/>
-      <w:t>2026-03-29</w:t>
+      <w:t>2026-03-30</w:t>
       <w:br/>
       <w:br/>
     </w:r>

--- a/klagomål/A 50760-2023 FSC-klagomål.docx
+++ b/klagomål/A 50760-2023 FSC-klagomål.docx
@@ -779,7 +779,7 @@
     <w:r>
       <w:tab/>
       <w:tab/>
-      <w:t>2026-03-30</w:t>
+      <w:t>2026-03-31</w:t>
       <w:br/>
       <w:br/>
     </w:r>

--- a/klagomål/A 50760-2023 FSC-klagomål.docx
+++ b/klagomål/A 50760-2023 FSC-klagomål.docx
@@ -779,7 +779,7 @@
     <w:r>
       <w:tab/>
       <w:tab/>
-      <w:t>2026-03-31</w:t>
+      <w:t>2026-04-01</w:t>
       <w:br/>
       <w:br/>
     </w:r>

--- a/klagomål/A 50760-2023 FSC-klagomål.docx
+++ b/klagomål/A 50760-2023 FSC-klagomål.docx
@@ -779,7 +779,7 @@
     <w:r>
       <w:tab/>
       <w:tab/>
-      <w:t>2026-04-01</w:t>
+      <w:t>2026-04-02</w:t>
       <w:br/>
       <w:br/>
     </w:r>

--- a/klagomål/A 50760-2023 FSC-klagomål.docx
+++ b/klagomål/A 50760-2023 FSC-klagomål.docx
@@ -779,7 +779,7 @@
     <w:r>
       <w:tab/>
       <w:tab/>
-      <w:t>2026-04-02</w:t>
+      <w:t>2026-04-03</w:t>
       <w:br/>
       <w:br/>
     </w:r>

--- a/klagomål/A 50760-2023 FSC-klagomål.docx
+++ b/klagomål/A 50760-2023 FSC-klagomål.docx
@@ -779,7 +779,7 @@
     <w:r>
       <w:tab/>
       <w:tab/>
-      <w:t>2026-04-03</w:t>
+      <w:t>2026-04-04</w:t>
       <w:br/>
       <w:br/>
     </w:r>

--- a/klagomål/A 50760-2023 FSC-klagomål.docx
+++ b/klagomål/A 50760-2023 FSC-klagomål.docx
@@ -779,7 +779,7 @@
     <w:r>
       <w:tab/>
       <w:tab/>
-      <w:t>2026-04-04</w:t>
+      <w:t>2026-04-05</w:t>
       <w:br/>
       <w:br/>
     </w:r>

--- a/klagomål/A 50760-2023 FSC-klagomål.docx
+++ b/klagomål/A 50760-2023 FSC-klagomål.docx
@@ -779,7 +779,7 @@
     <w:r>
       <w:tab/>
       <w:tab/>
-      <w:t>2026-04-05</w:t>
+      <w:t>2026-04-06</w:t>
       <w:br/>
       <w:br/>
     </w:r>

--- a/klagomål/A 50760-2023 FSC-klagomål.docx
+++ b/klagomål/A 50760-2023 FSC-klagomål.docx
@@ -278,10 +278,19 @@
         <w:rPr>
           <w:b/>
         </w:rPr>
-        <w:t>Pärluggla (§4)</w:t>
+        <w:t>Pärluggla (EN, §4)</w:t>
       </w:r>
       <w:r>
-        <w:t xml:space="preserve"> är beroende av äldre, varierad skog med goda jaktmöjligheter och god tillgång på lämpliga trädhål som boplatser. Hemområdet är i storleksordningen 200–500 hektar, men storleken varierar kraftigt beroende på hur mycket föda det finns. Undvik skogsbruksåtgärder som kan skada hänsynskrävande miljöer, som till exempel strand- och sumpskogar med naturskogskaraktär, äldre skog på uddar och öar, raviner, klyftor och blockmarker samt berg- och rasbranter, äldre hällmarksskog, äldre sandtallskogar, naturskogsrester, eller äldre trädbestånd med mycket hänglavar eller död ved. Pärlugglan är typisk art för Västlig taiga (9010) och omfattas av fågeldirektivets bilaga 1. Den har minskat kraftigt under de senaste åren och enligt artdatabankens preliminära bedömning kommer den att bli rödlistad som nära hotad (NT) i nästa rödlista som kommer 2026 (SLU Artdatabanken, 2024; Skogsstyrelsen, 2016).</w:t>
+        <w:t xml:space="preserve"> är en starkt hotad art som omfattas av bilaga 1 EU:s fågeldirektiv. Beståndet har gradvis minskat sedan början av 1980-talet och efter 2010 tyder data från Svensk Fågeltaxering på att beståndet i det närmaste helt kraschat. Minskningstakten har uppgått till 60 (40–80) % under de senaste 15 åren. Pärlugglan är beroende av äldre, varierad skog med goda jaktmöjligheter och god tillgång på lämpliga trädhål som boplatser. Hemområdet är i storleksordningen 200–500 hektar, men storleken varierar kraftigt beroende på hur mycket föda det finns. Undvik skogsbruksåtgärder som kan skada hänsynskrävande miljöer, som till exempel strand- och sumpskogar med naturskogskaraktär, äldre skog på uddar och öar, raviner, klyftor och blockmarker samt berg- och rasbranter, äldre hällmarksskog, äldre sandtallskogar, naturskogsrester, eller äldre trädbestånd med mycket hänglavar eller död ved. Pärluggla är typisk art för </w:t>
+      </w:r>
+      <w:r>
+        <w:rPr>
+          <w:i/>
+        </w:rPr>
+        <w:t>9010 Västlig taiga</w:t>
+      </w:r>
+      <w:r>
+        <w:t xml:space="preserve"> (SLU Artdatabanken, 2026; Skogsstyrelsen, 2016).</w:t>
       </w:r>
     </w:p>
     <w:p>
@@ -605,12 +614,21 @@
     </w:p>
     <w:p>
       <w:r>
-        <w:t>Pärluggla (§4) är beroende av äldre, varierad skog med goda jaktmöjligheter och god tillgång på lämpliga trädhål som boplatser. Den förekommer med störst täthet i äldre granskog, med inslag av gamla lövträd och luckor och öppningar i form av mindre hyggen, jordbruksmark och liknande. Den häckar även frekvent i barr- och lövblandskogar av tall, björk och asp, där förutsättningarna att finna boplatser är störst. I sydligaste Sverige häckar den ofta i gamla bokbackar, men den är mycket sällsynt i ren bokskog (SLU Artdatabanken, 2024).</w:t>
+        <w:t xml:space="preserve">Pärluggla (EN, §4) är en starkt hotad art som är typisk art för </w:t>
+      </w:r>
+      <w:r>
+        <w:rPr>
+          <w:i/>
+        </w:rPr>
+        <w:t>9010 Västlig taiga</w:t>
+      </w:r>
+      <w:r>
+        <w:t xml:space="preserve"> och omfattas av bilaga 1 EU:s fågeldirektiv. Beståndet har gradvis minskat sedan början av 1980-talet och efter 2010 tyder data från Svensk Fågeltaxering på att beståndet i det närmaste helt kraschat. Minskningstakten har uppgått till 60 (40–80) % under de senaste 15 åren och överstiger gränsvärdet för starkt hotad (EN) (SLU Artdatabanken, 2026).</w:t>
       </w:r>
     </w:p>
     <w:p>
       <w:r>
-        <w:t>Hemområdet är i storleksordningen 200–500 hektar, men storleken varierar kraftigt beroende på hur mycket föda det finns. Under dåliga gnagarår kan pärlugglan jaga upp till 4 km från boet medan den under bra år ofta håller sig inom 1 km. Pärluggla är typisk art för Västlig taiga (EU-kod 9010) och omfattas av fågeldirektivets bilaga 1. Den har minskat kraftigt under de senaste åren och enligt artdatabankens preliminära bedömning kommer den att bli rödlistad som nära hotad (NT) i nästa rödlista som kommer 2026 (SLU Artdatabanken, 2024).</w:t>
+        <w:t>Pärlugglan är beroende av äldre, varierad skog med goda jaktmöjligheter och god tillgång på lämpliga trädhål som boplatser. Den förekommer med störst täthet i äldre granskog, med inslag av gamla lövträd och luckor och öppningar i form av mindre hyggen, jordbruksmark och liknande. Den häckar även frekvent i barr- och lövblandskogar av tall, björk och asp, där förutsättningarna att finna boplatser är störst. I sydligaste Sverige häckar den ofta i gamla bokbackar, men den är mycket sällsynt i ren bokskog. Hemområdet är i storleksordningen 200–500 hektar, men storleken varierar kraftigt beroende på hur mycket föda det finns. Under dåliga gnagarår kan pärlugglan jaga upp till 4 km från boet medan den under bra år ofta håller sig inom 1 km (SLU Artdatabanken, 2026).</w:t>
       </w:r>
     </w:p>
     <w:p>
@@ -628,7 +646,7 @@
     </w:p>
     <w:p>
       <w:r>
-        <w:t xml:space="preserve">SLU Artdatabanken, 2024. </w:t>
+        <w:t xml:space="preserve">SLU Artdatabanken, 2026. </w:t>
       </w:r>
       <w:r>
         <w:rPr>
@@ -779,7 +797,7 @@
     <w:r>
       <w:tab/>
       <w:tab/>
-      <w:t>2026-04-06</w:t>
+      <w:t>2026-04-07</w:t>
       <w:br/>
       <w:br/>
     </w:r>

--- a/klagomål/A 50760-2023 FSC-klagomål.docx
+++ b/klagomål/A 50760-2023 FSC-klagomål.docx
@@ -797,7 +797,7 @@
     <w:r>
       <w:tab/>
       <w:tab/>
-      <w:t>2026-04-07</w:t>
+      <w:t>2026-04-08</w:t>
       <w:br/>
       <w:br/>
     </w:r>

--- a/klagomål/A 50760-2023 FSC-klagomål.docx
+++ b/klagomål/A 50760-2023 FSC-klagomål.docx
@@ -797,7 +797,7 @@
     <w:r>
       <w:tab/>
       <w:tab/>
-      <w:t>2026-04-08</w:t>
+      <w:t>2026-04-09</w:t>
       <w:br/>
       <w:br/>
     </w:r>

--- a/klagomål/A 50760-2023 FSC-klagomål.docx
+++ b/klagomål/A 50760-2023 FSC-klagomål.docx
@@ -797,7 +797,7 @@
     <w:r>
       <w:tab/>
       <w:tab/>
-      <w:t>2026-04-09</w:t>
+      <w:t>2026-04-10</w:t>
       <w:br/>
       <w:br/>
     </w:r>

--- a/klagomål/A 50760-2023 FSC-klagomål.docx
+++ b/klagomål/A 50760-2023 FSC-klagomål.docx
@@ -797,7 +797,7 @@
     <w:r>
       <w:tab/>
       <w:tab/>
-      <w:t>2026-04-10</w:t>
+      <w:t>2026-04-11</w:t>
       <w:br/>
       <w:br/>
     </w:r>

--- a/klagomål/A 50760-2023 FSC-klagomål.docx
+++ b/klagomål/A 50760-2023 FSC-klagomål.docx
@@ -797,7 +797,7 @@
     <w:r>
       <w:tab/>
       <w:tab/>
-      <w:t>2026-04-14</w:t>
+      <w:t>2026-04-15</w:t>
       <w:br/>
       <w:br/>
     </w:r>

--- a/klagomål/A 50760-2023 FSC-klagomål.docx
+++ b/klagomål/A 50760-2023 FSC-klagomål.docx
@@ -797,7 +797,7 @@
     <w:r>
       <w:tab/>
       <w:tab/>
-      <w:t>2026-04-15</w:t>
+      <w:t>2026-04-16</w:t>
       <w:br/>
       <w:br/>
     </w:r>

--- a/klagomål/A 50760-2023 FSC-klagomål.docx
+++ b/klagomål/A 50760-2023 FSC-klagomål.docx
@@ -797,7 +797,7 @@
     <w:r>
       <w:tab/>
       <w:tab/>
-      <w:t>2026-04-16</w:t>
+      <w:t>2026-04-17</w:t>
       <w:br/>
       <w:br/>
     </w:r>

--- a/klagomål/A 50760-2023 FSC-klagomål.docx
+++ b/klagomål/A 50760-2023 FSC-klagomål.docx
@@ -797,7 +797,7 @@
     <w:r>
       <w:tab/>
       <w:tab/>
-      <w:t>2026-04-17</w:t>
+      <w:t>2026-04-18</w:t>
       <w:br/>
       <w:br/>
     </w:r>

--- a/klagomål/A 50760-2023 FSC-klagomål.docx
+++ b/klagomål/A 50760-2023 FSC-klagomål.docx
@@ -797,7 +797,7 @@
     <w:r>
       <w:tab/>
       <w:tab/>
-      <w:t>2026-04-18</w:t>
+      <w:t>2026-04-19</w:t>
       <w:br/>
       <w:br/>
     </w:r>

--- a/klagomål/A 50760-2023 FSC-klagomål.docx
+++ b/klagomål/A 50760-2023 FSC-klagomål.docx
@@ -797,7 +797,7 @@
     <w:r>
       <w:tab/>
       <w:tab/>
-      <w:t>2026-04-19</w:t>
+      <w:t>2026-04-20</w:t>
       <w:br/>
       <w:br/>
     </w:r>

--- a/klagomål/A 50760-2023 FSC-klagomål.docx
+++ b/klagomål/A 50760-2023 FSC-klagomål.docx
@@ -797,7 +797,7 @@
     <w:r>
       <w:tab/>
       <w:tab/>
-      <w:t>2026-04-20</w:t>
+      <w:t>2026-04-21</w:t>
       <w:br/>
       <w:br/>
     </w:r>

--- a/klagomål/A 50760-2023 FSC-klagomål.docx
+++ b/klagomål/A 50760-2023 FSC-klagomål.docx
@@ -797,7 +797,7 @@
     <w:r>
       <w:tab/>
       <w:tab/>
-      <w:t>2026-04-21</w:t>
+      <w:t>2026-04-22</w:t>
       <w:br/>
       <w:br/>
     </w:r>

--- a/klagomål/A 50760-2023 FSC-klagomål.docx
+++ b/klagomål/A 50760-2023 FSC-klagomål.docx
@@ -797,7 +797,7 @@
     <w:r>
       <w:tab/>
       <w:tab/>
-      <w:t>2026-04-22</w:t>
+      <w:t>2026-04-23</w:t>
       <w:br/>
       <w:br/>
     </w:r>

--- a/klagomål/A 50760-2023 FSC-klagomål.docx
+++ b/klagomål/A 50760-2023 FSC-klagomål.docx
@@ -797,7 +797,7 @@
     <w:r>
       <w:tab/>
       <w:tab/>
-      <w:t>2026-04-23</w:t>
+      <w:t>2026-04-24</w:t>
       <w:br/>
       <w:br/>
     </w:r>

--- a/klagomål/A 50760-2023 FSC-klagomål.docx
+++ b/klagomål/A 50760-2023 FSC-klagomål.docx
@@ -797,7 +797,7 @@
     <w:r>
       <w:tab/>
       <w:tab/>
-      <w:t>2026-04-24</w:t>
+      <w:t>2026-04-25</w:t>
       <w:br/>
       <w:br/>
     </w:r>

--- a/klagomål/A 50760-2023 FSC-klagomål.docx
+++ b/klagomål/A 50760-2023 FSC-klagomål.docx
@@ -797,7 +797,7 @@
     <w:r>
       <w:tab/>
       <w:tab/>
-      <w:t>2026-04-25</w:t>
+      <w:t>2026-04-26</w:t>
       <w:br/>
       <w:br/>
     </w:r>

--- a/klagomål/A 50760-2023 FSC-klagomål.docx
+++ b/klagomål/A 50760-2023 FSC-klagomål.docx
@@ -797,7 +797,7 @@
     <w:r>
       <w:tab/>
       <w:tab/>
-      <w:t>2026-04-26</w:t>
+      <w:t>2026-04-27</w:t>
       <w:br/>
       <w:br/>
     </w:r>

--- a/klagomål/A 50760-2023 FSC-klagomål.docx
+++ b/klagomål/A 50760-2023 FSC-klagomål.docx
@@ -797,7 +797,7 @@
     <w:r>
       <w:tab/>
       <w:tab/>
-      <w:t>2026-04-27</w:t>
+      <w:t>2026-04-28</w:t>
       <w:br/>
       <w:br/>
     </w:r>

--- a/klagomål/A 50760-2023 FSC-klagomål.docx
+++ b/klagomål/A 50760-2023 FSC-klagomål.docx
@@ -797,7 +797,7 @@
     <w:r>
       <w:tab/>
       <w:tab/>
-      <w:t>2026-04-28</w:t>
+      <w:t>2026-04-29</w:t>
       <w:br/>
       <w:br/>
     </w:r>

--- a/klagomål/A 50760-2023 FSC-klagomål.docx
+++ b/klagomål/A 50760-2023 FSC-klagomål.docx
@@ -797,7 +797,7 @@
     <w:r>
       <w:tab/>
       <w:tab/>
-      <w:t>2026-04-29</w:t>
+      <w:t>2026-04-30</w:t>
       <w:br/>
       <w:br/>
     </w:r>

--- a/klagomål/A 50760-2023 FSC-klagomål.docx
+++ b/klagomål/A 50760-2023 FSC-klagomål.docx
@@ -797,7 +797,7 @@
     <w:r>
       <w:tab/>
       <w:tab/>
-      <w:t>2026-04-30</w:t>
+      <w:t>2026-05-01</w:t>
       <w:br/>
       <w:br/>
     </w:r>

--- a/klagomål/A 50760-2023 FSC-klagomål.docx
+++ b/klagomål/A 50760-2023 FSC-klagomål.docx
@@ -797,7 +797,7 @@
     <w:r>
       <w:tab/>
       <w:tab/>
-      <w:t>2026-05-01</w:t>
+      <w:t>2026-05-02</w:t>
       <w:br/>
       <w:br/>
     </w:r>

--- a/klagomål/A 50760-2023 FSC-klagomål.docx
+++ b/klagomål/A 50760-2023 FSC-klagomål.docx
@@ -797,7 +797,7 @@
     <w:r>
       <w:tab/>
       <w:tab/>
-      <w:t>2026-05-02</w:t>
+      <w:t>2026-05-03</w:t>
       <w:br/>
       <w:br/>
     </w:r>

--- a/klagomål/A 50760-2023 FSC-klagomål.docx
+++ b/klagomål/A 50760-2023 FSC-klagomål.docx
@@ -797,7 +797,7 @@
     <w:r>
       <w:tab/>
       <w:tab/>
-      <w:t>2026-05-03</w:t>
+      <w:t>2026-05-04</w:t>
       <w:br/>
       <w:br/>
     </w:r>

--- a/klagomål/A 50760-2023 FSC-klagomål.docx
+++ b/klagomål/A 50760-2023 FSC-klagomål.docx
@@ -797,7 +797,7 @@
     <w:r>
       <w:tab/>
       <w:tab/>
-      <w:t>2026-05-04</w:t>
+      <w:t>2026-05-05</w:t>
       <w:br/>
       <w:br/>
     </w:r>

--- a/klagomål/A 50760-2023 FSC-klagomål.docx
+++ b/klagomål/A 50760-2023 FSC-klagomål.docx
@@ -797,7 +797,7 @@
     <w:r>
       <w:tab/>
       <w:tab/>
-      <w:t>2026-05-05</w:t>
+      <w:t>2026-05-06</w:t>
       <w:br/>
       <w:br/>
     </w:r>

--- a/klagomål/A 50760-2023 FSC-klagomål.docx
+++ b/klagomål/A 50760-2023 FSC-klagomål.docx
@@ -797,7 +797,7 @@
     <w:r>
       <w:tab/>
       <w:tab/>
-      <w:t>2026-05-06</w:t>
+      <w:t>2026-05-07</w:t>
       <w:br/>
       <w:br/>
     </w:r>

--- a/klagomål/A 50760-2023 FSC-klagomål.docx
+++ b/klagomål/A 50760-2023 FSC-klagomål.docx
@@ -797,7 +797,7 @@
     <w:r>
       <w:tab/>
       <w:tab/>
-      <w:t>2026-05-07</w:t>
+      <w:t>2026-05-08</w:t>
       <w:br/>
       <w:br/>
     </w:r>

--- a/klagomål/A 50760-2023 FSC-klagomål.docx
+++ b/klagomål/A 50760-2023 FSC-klagomål.docx
@@ -797,7 +797,7 @@
     <w:r>
       <w:tab/>
       <w:tab/>
-      <w:t>2026-05-08</w:t>
+      <w:t>2026-05-09</w:t>
       <w:br/>
       <w:br/>
     </w:r>

--- a/klagomål/A 50760-2023 FSC-klagomål.docx
+++ b/klagomål/A 50760-2023 FSC-klagomål.docx
@@ -797,7 +797,7 @@
     <w:r>
       <w:tab/>
       <w:tab/>
-      <w:t>2026-05-09</w:t>
+      <w:t>2026-05-10</w:t>
       <w:br/>
       <w:br/>
     </w:r>

--- a/klagomål/A 50760-2023 FSC-klagomål.docx
+++ b/klagomål/A 50760-2023 FSC-klagomål.docx
@@ -797,7 +797,7 @@
     <w:r>
       <w:tab/>
       <w:tab/>
-      <w:t>2026-05-10</w:t>
+      <w:t>2026-05-11</w:t>
       <w:br/>
       <w:br/>
     </w:r>

--- a/klagomål/A 50760-2023 FSC-klagomål.docx
+++ b/klagomål/A 50760-2023 FSC-klagomål.docx
@@ -797,7 +797,7 @@
     <w:r>
       <w:tab/>
       <w:tab/>
-      <w:t>2026-05-11</w:t>
+      <w:t>2026-05-12</w:t>
       <w:br/>
       <w:br/>
     </w:r>

--- a/klagomål/A 50760-2023 FSC-klagomål.docx
+++ b/klagomål/A 50760-2023 FSC-klagomål.docx
@@ -797,7 +797,7 @@
     <w:r>
       <w:tab/>
       <w:tab/>
-      <w:t>2026-05-12</w:t>
+      <w:t>2026-05-13</w:t>
       <w:br/>
       <w:br/>
     </w:r>

--- a/klagomål/A 50760-2023 FSC-klagomål.docx
+++ b/klagomål/A 50760-2023 FSC-klagomål.docx
@@ -797,7 +797,7 @@
     <w:r>
       <w:tab/>
       <w:tab/>
-      <w:t>2026-05-13</w:t>
+      <w:t>2026-05-16</w:t>
       <w:br/>
       <w:br/>
     </w:r>

--- a/klagomål/A 50760-2023 FSC-klagomål.docx
+++ b/klagomål/A 50760-2023 FSC-klagomål.docx
@@ -797,7 +797,7 @@
     <w:r>
       <w:tab/>
       <w:tab/>
-      <w:t>2026-06-15</w:t>
+      <w:t>2026-06-16</w:t>
       <w:br/>
       <w:br/>
     </w:r>

--- a/klagomål/A 50760-2023 FSC-klagomål.docx
+++ b/klagomål/A 50760-2023 FSC-klagomål.docx
@@ -797,7 +797,7 @@
     <w:r>
       <w:tab/>
       <w:tab/>
-      <w:t>2026-06-16</w:t>
+      <w:t>2026-06-17</w:t>
       <w:br/>
       <w:br/>
     </w:r>

--- a/klagomål/A 50760-2023 FSC-klagomål.docx
+++ b/klagomål/A 50760-2023 FSC-klagomål.docx
@@ -1,6 +1,6 @@
 
 <file path=word/document.xml><?xml version="1.0" encoding="utf-8"?>
-<w:document xmlns:wpc="http://schemas.microsoft.com/office/word/2010/wordprocessingCanvas" xmlns:cx="http://schemas.microsoft.com/office/drawing/2014/chartex" xmlns:cx1="http://schemas.microsoft.com/office/drawing/2015/9/8/chartex" xmlns:cx2="http://schemas.microsoft.com/office/drawing/2015/10/21/chartex" xmlns:cx3="http://schemas.microsoft.com/office/drawing/2016/5/9/chartex" xmlns:cx4="http://schemas.microsoft.com/office/drawing/2016/5/10/chartex" xmlns:cx5="http://schemas.microsoft.com/office/drawing/2016/5/11/chartex" xmlns:cx6="http://schemas.microsoft.com/office/drawing/2016/5/12/chartex" xmlns:cx7="http://schemas.microsoft.com/office/drawing/2016/5/13/chartex" xmlns:cx8="http://schemas.microsoft.com/office/drawing/2016/5/14/chartex" xmlns:mc="http://schemas.openxmlformats.org/markup-compatibility/2006" xmlns:aink="http://schemas.microsoft.com/office/drawing/2016/ink" xmlns:am3d="http://schemas.microsoft.com/office/drawing/2017/model3d" xmlns:o="urn:schemas-microsoft-com:office:office" xmlns:oel="http://schemas.microsoft.com/office/2019/extlst" xmlns:r="http://schemas.openxmlformats.org/officeDocument/2006/relationships" xmlns:m="http://schemas.openxmlformats.org/officeDocument/2006/math" xmlns:v="urn:schemas-microsoft-com:vml" xmlns:wp14="http://schemas.microsoft.com/office/word/2010/wordprocessingDrawing" xmlns:wp="http://schemas.openxmlformats.org/drawingml/2006/wordprocessingDrawing" xmlns:w10="urn:schemas-microsoft-com:office:word" xmlns:w="http://schemas.openxmlformats.org/wordprocessingml/2006/main" xmlns:w14="http://schemas.microsoft.com/office/word/2010/wordml" xmlns:w15="http://schemas.microsoft.com/office/word/2012/wordml" xmlns:w16cex="http://schemas.microsoft.com/office/word/2018/wordml/cex" xmlns:w16cid="http://schemas.microsoft.com/office/word/2016/wordml/cid" xmlns:w16="http://schemas.microsoft.com/office/word/2018/wordml" xmlns:w16sdtdh="http://schemas.microsoft.com/office/word/2020/wordml/sdtdatahash" xmlns:w16se="http://schemas.microsoft.com/office/word/2015/wordml/symex" xmlns:wpg="http://schemas.microsoft.com/office/word/2010/wordprocessingGroup" xmlns:wpi="http://schemas.microsoft.com/office/word/2010/wordprocessingInk" xmlns:wne="http://schemas.microsoft.com/office/word/2006/wordml" xmlns:wps="http://schemas.microsoft.com/office/word/2010/wordprocessingShape" mc:Ignorable="w14 w15 w16se w16cid w16 w16cex w16sdtdh wp14">
+<w:document xmlns:wpc="http://schemas.microsoft.com/office/word/2010/wordprocessingCanvas" xmlns:cx="http://schemas.microsoft.com/office/drawing/2014/chartex" xmlns:cx1="http://schemas.microsoft.com/office/drawing/2015/9/8/chartex" xmlns:cx2="http://schemas.microsoft.com/office/drawing/2015/10/21/chartex" xmlns:cx3="http://schemas.microsoft.com/office/drawing/2016/5/9/chartex" xmlns:cx4="http://schemas.microsoft.com/office/drawing/2016/5/10/chartex" xmlns:cx5="http://schemas.microsoft.com/office/drawing/2016/5/11/chartex" xmlns:cx6="http://schemas.microsoft.com/office/drawing/2016/5/12/chartex" xmlns:cx7="http://schemas.microsoft.com/office/drawing/2016/5/13/chartex" xmlns:cx8="http://schemas.microsoft.com/office/drawing/2016/5/14/chartex" xmlns:mc="http://schemas.openxmlformats.org/markup-compatibility/2006" xmlns:aink="http://schemas.microsoft.com/office/drawing/2016/ink" xmlns:am3d="http://schemas.microsoft.com/office/drawing/2017/model3d" xmlns:o="urn:schemas-microsoft-com:office:office" xmlns:oel="http://schemas.microsoft.com/office/2019/extlst" xmlns:r="http://schemas.openxmlformats.org/officeDocument/2006/relationships" xmlns:m="http://schemas.openxmlformats.org/officeDocument/2006/math" xmlns:v="urn:schemas-microsoft-com:vml" xmlns:wp14="http://schemas.microsoft.com/office/word/2010/wordprocessingDrawing" xmlns:wp="http://schemas.openxmlformats.org/drawingml/2006/wordprocessingDrawing" xmlns:w10="urn:schemas-microsoft-com:office:word" xmlns:w="http://schemas.openxmlformats.org/wordprocessingml/2006/main" xmlns:w14="http://schemas.microsoft.com/office/word/2010/wordml" xmlns:w15="http://schemas.microsoft.com/office/word/2012/wordml" xmlns:w16cex="http://schemas.microsoft.com/office/word/2018/wordml/cex" xmlns:w16cid="http://schemas.microsoft.com/office/word/2016/wordml/cid" xmlns:w16="http://schemas.microsoft.com/office/word/2018/wordml" xmlns:w16du="http://schemas.microsoft.com/office/word/2023/wordml/word16du" xmlns:w16sdtdh="http://schemas.microsoft.com/office/word/2020/wordml/sdtdatahash" xmlns:w16sdtfl="http://schemas.microsoft.com/office/word/2024/wordml/sdtformatlock" xmlns:w16se="http://schemas.microsoft.com/office/word/2015/wordml/symex" xmlns:wpg="http://schemas.microsoft.com/office/word/2010/wordprocessingGroup" xmlns:wpi="http://schemas.microsoft.com/office/word/2010/wordprocessingInk" xmlns:wne="http://schemas.microsoft.com/office/word/2006/wordml" xmlns:wps="http://schemas.microsoft.com/office/word/2010/wordprocessingShape" mc:Ignorable="w14 w15 w16se w16cid w16 w16cex w16sdtdh w16sdtfl w16du wp14">
   <w:body>
     <w:p>
       <w:r>
@@ -168,7 +168,7 @@
     </w:p>
     <w:p>
       <w:r>
-        <w:t>Detta dokument behandlar höga naturvärden i avverkningsanmälan A 50760-2023 i Eskilstuna kommun. Denna avverkningsanmälan inkom 2023-10-18 00:00:00 och omfattar 4,1 ha.</w:t>
+        <w:t>Detta dokument behandlar höga naturvärden i avverkningsanmälan A 50760-2023 i Eskilstuna kommun som inkom 2023-10-18 och omfattar 4,1 ha.</w:t>
       </w:r>
     </w:p>
     <w:p>
@@ -191,12 +191,15 @@
     </w:p>
     <w:p>
       <w:r>
-        <w:t>I avverkningsanmälan har följande 1 naturvårdsarter hittats: pärluggla (§4). För fridlysta arter anges även paragrafen i Artskyddsförordningen som arten är fridlyst enligt.</w:t>
+        <w:t>I avverkningsanmälan har följande 1 naturvårdsarter hittats: pärluggla (EN, T, §4). Av dessa är 1 rödlistade. För rödlistade arter har rödlistekategorin angivits inom parentes. Typiska arter inom Natura 2000 som är kopplade till skogsekosystem har markerats med (T). För fridlysta arter anges även paragrafen i Artskyddsförordningen som arten är fridlyst enligt.</w:t>
       </w:r>
     </w:p>
     <w:p>
       <w:r>
-        <w:t>De påträffade naturvårdsarterna är ett tydligt kvitto på att detta rör sig om en skog med höga naturvärden. I Figur 1 visas en karta över det avverkningsanmälda området, där samtliga fyndplatser för naturvårdsarter som finns registrerade på Artportalen har markerats.</w:t>
+        <w:t>De påträffade naturvårdsarterna är ett tydligt kvitto på att det rör sig om en skog med höga naturvärden.</w:t>
+      </w:r>
+      <w:r>
+        <w:t xml:space="preserve"> I Figur 1 visas fyndplatser för naturvårdsarter i området, som finns registrerade på Artportalen.</w:t>
       </w:r>
     </w:p>
     <w:p>
@@ -206,7 +209,7 @@
       <w:r>
         <w:drawing>
           <wp:inline xmlns:a="http://schemas.openxmlformats.org/drawingml/2006/main" xmlns:pic="http://schemas.openxmlformats.org/drawingml/2006/picture">
-            <wp:extent cx="5486400" cy="3805410"/>
+            <wp:extent cx="5486400" cy="4679466"/>
             <wp:docPr id="1" name="Picture 1"/>
             <wp:cNvGraphicFramePr>
               <a:graphicFrameLocks noChangeAspect="1"/>
@@ -227,7 +230,7 @@
                   <pic:spPr>
                     <a:xfrm>
                       <a:off x="0" y="0"/>
-                      <a:ext cx="5486400" cy="3805410"/>
+                      <a:ext cx="5486400" cy="4679466"/>
                     </a:xfrm>
                     <a:prstGeom prst="rect"/>
                   </pic:spPr>
@@ -241,14 +244,15 @@
     <w:p>
       <w:pPr>
         <w:pStyle w:val="Caption"/>
+        <w:spacing w:after="240"/>
       </w:pPr>
       <w:r>
-        <w:t>Figur 1. Fyndplatser för naturvårdsarter i det avverkningsanmälda området (röd linje). Markörer utan svart kant är placerade på fyndplatsen. Markörer med svart kant är placerade vid sidan av fyndplatsen och har ett svart streck som visar fyndplatsens exakta position. Kartans mittpunktskoordinat är N 6560601, E 576286 i SWEREF 99 TM.</w:t>
+        <w:t>Figur 1. Fyndplatser för naturvårdsarter i avverkningsanmälan (röd linje). Markörer utan svart kant är placerade på fyndplatsen. Markörer med svart kant är placerade vid sidan av fyndplatsen och har ett svart streck som visar fyndplatsens exakta position. Kartans mittpunktskoordinat är N 6560601, E 576286 i SWEREF 99 TM.</w:t>
       </w:r>
     </w:p>
     <w:p>
       <w:pPr>
-        <w:pStyle w:val="Heading1"/>
+        <w:pStyle w:val="Heading2"/>
       </w:pPr>
       <w:r>
         <w:t>Fridlysta arter</w:t>
@@ -256,7 +260,7 @@
     </w:p>
     <w:p>
       <w:r>
-        <w:t>Följande fridlysta arter har sina livsmiljöer och växtplatser i den avverkningsanmälda skogen: pärluggla (§4).</w:t>
+        <w:t>Följande fridlysta arter har sina livsmiljöer och växtplatser i den avverkningsanmälda skogen: pärluggla (EN, T, §4).</w:t>
       </w:r>
     </w:p>
     <w:p>
@@ -404,7 +408,7 @@
         <w:rPr>
           <w:i/>
         </w:rPr>
-        <w:t>I det avverkningsanmälda skogsområdet har 1 naturvårdsarter varav 0 rödlistade arter sina livsmiljöer och växtplatser.</w:t>
+        <w:t>I det avverkningsanmälda skogsområdet har 1 naturvårdsarter varav 1 rödlistade arter sina livsmiljöer och växtplatser.</w:t>
       </w:r>
     </w:p>
     <w:p>
@@ -687,7 +691,7 @@
 </file>
 
 <file path=word/endnotes.xml><?xml version="1.0" encoding="utf-8"?>
-<w:endnotes xmlns:wpc="http://schemas.microsoft.com/office/word/2010/wordprocessingCanvas" xmlns:cx="http://schemas.microsoft.com/office/drawing/2014/chartex" xmlns:cx1="http://schemas.microsoft.com/office/drawing/2015/9/8/chartex" xmlns:cx2="http://schemas.microsoft.com/office/drawing/2015/10/21/chartex" xmlns:cx3="http://schemas.microsoft.com/office/drawing/2016/5/9/chartex" xmlns:cx4="http://schemas.microsoft.com/office/drawing/2016/5/10/chartex" xmlns:cx5="http://schemas.microsoft.com/office/drawing/2016/5/11/chartex" xmlns:cx6="http://schemas.microsoft.com/office/drawing/2016/5/12/chartex" xmlns:cx7="http://schemas.microsoft.com/office/drawing/2016/5/13/chartex" xmlns:cx8="http://schemas.microsoft.com/office/drawing/2016/5/14/chartex" xmlns:mc="http://schemas.openxmlformats.org/markup-compatibility/2006" xmlns:aink="http://schemas.microsoft.com/office/drawing/2016/ink" xmlns:am3d="http://schemas.microsoft.com/office/drawing/2017/model3d" xmlns:o="urn:schemas-microsoft-com:office:office" xmlns:oel="http://schemas.microsoft.com/office/2019/extlst" xmlns:r="http://schemas.openxmlformats.org/officeDocument/2006/relationships" xmlns:m="http://schemas.openxmlformats.org/officeDocument/2006/math" xmlns:v="urn:schemas-microsoft-com:vml" xmlns:wp14="http://schemas.microsoft.com/office/word/2010/wordprocessingDrawing" xmlns:wp="http://schemas.openxmlformats.org/drawingml/2006/wordprocessingDrawing" xmlns:w10="urn:schemas-microsoft-com:office:word" xmlns:w="http://schemas.openxmlformats.org/wordprocessingml/2006/main" xmlns:w14="http://schemas.microsoft.com/office/word/2010/wordml" xmlns:w15="http://schemas.microsoft.com/office/word/2012/wordml" xmlns:w16cex="http://schemas.microsoft.com/office/word/2018/wordml/cex" xmlns:w16cid="http://schemas.microsoft.com/office/word/2016/wordml/cid" xmlns:w16="http://schemas.microsoft.com/office/word/2018/wordml" xmlns:w16sdtdh="http://schemas.microsoft.com/office/word/2020/wordml/sdtdatahash" xmlns:w16se="http://schemas.microsoft.com/office/word/2015/wordml/symex" xmlns:wpg="http://schemas.microsoft.com/office/word/2010/wordprocessingGroup" xmlns:wpi="http://schemas.microsoft.com/office/word/2010/wordprocessingInk" xmlns:wne="http://schemas.microsoft.com/office/word/2006/wordml" xmlns:wps="http://schemas.microsoft.com/office/word/2010/wordprocessingShape" mc:Ignorable="w14 w15 w16se w16cid w16 w16cex w16sdtdh wp14">
+<w:endnotes xmlns:wpc="http://schemas.microsoft.com/office/word/2010/wordprocessingCanvas" xmlns:cx="http://schemas.microsoft.com/office/drawing/2014/chartex" xmlns:cx1="http://schemas.microsoft.com/office/drawing/2015/9/8/chartex" xmlns:cx2="http://schemas.microsoft.com/office/drawing/2015/10/21/chartex" xmlns:cx3="http://schemas.microsoft.com/office/drawing/2016/5/9/chartex" xmlns:cx4="http://schemas.microsoft.com/office/drawing/2016/5/10/chartex" xmlns:cx5="http://schemas.microsoft.com/office/drawing/2016/5/11/chartex" xmlns:cx6="http://schemas.microsoft.com/office/drawing/2016/5/12/chartex" xmlns:cx7="http://schemas.microsoft.com/office/drawing/2016/5/13/chartex" xmlns:cx8="http://schemas.microsoft.com/office/drawing/2016/5/14/chartex" xmlns:mc="http://schemas.openxmlformats.org/markup-compatibility/2006" xmlns:aink="http://schemas.microsoft.com/office/drawing/2016/ink" xmlns:am3d="http://schemas.microsoft.com/office/drawing/2017/model3d" xmlns:o="urn:schemas-microsoft-com:office:office" xmlns:oel="http://schemas.microsoft.com/office/2019/extlst" xmlns:r="http://schemas.openxmlformats.org/officeDocument/2006/relationships" xmlns:m="http://schemas.openxmlformats.org/officeDocument/2006/math" xmlns:v="urn:schemas-microsoft-com:vml" xmlns:wp14="http://schemas.microsoft.com/office/word/2010/wordprocessingDrawing" xmlns:wp="http://schemas.openxmlformats.org/drawingml/2006/wordprocessingDrawing" xmlns:w10="urn:schemas-microsoft-com:office:word" xmlns:w="http://schemas.openxmlformats.org/wordprocessingml/2006/main" xmlns:w14="http://schemas.microsoft.com/office/word/2010/wordml" xmlns:w15="http://schemas.microsoft.com/office/word/2012/wordml" xmlns:w16cex="http://schemas.microsoft.com/office/word/2018/wordml/cex" xmlns:w16cid="http://schemas.microsoft.com/office/word/2016/wordml/cid" xmlns:w16="http://schemas.microsoft.com/office/word/2018/wordml" xmlns:w16du="http://schemas.microsoft.com/office/word/2023/wordml/word16du" xmlns:w16sdtdh="http://schemas.microsoft.com/office/word/2020/wordml/sdtdatahash" xmlns:w16sdtfl="http://schemas.microsoft.com/office/word/2024/wordml/sdtformatlock" xmlns:w16se="http://schemas.microsoft.com/office/word/2015/wordml/symex" xmlns:wpg="http://schemas.microsoft.com/office/word/2010/wordprocessingGroup" xmlns:wpi="http://schemas.microsoft.com/office/word/2010/wordprocessingInk" xmlns:wne="http://schemas.microsoft.com/office/word/2006/wordml" xmlns:wps="http://schemas.microsoft.com/office/word/2010/wordprocessingShape" mc:Ignorable="w14 w15 w16se w16cid w16 w16cex w16sdtdh w16sdtfl w16du wp14">
   <w:endnote w:type="separator" w:id="-1">
     <w:p>
       <w:pPr>
@@ -712,7 +716,7 @@
 </file>
 
 <file path=word/footer1.xml><?xml version="1.0" encoding="utf-8"?>
-<w:ftr xmlns:wpc="http://schemas.microsoft.com/office/word/2010/wordprocessingCanvas" xmlns:cx="http://schemas.microsoft.com/office/drawing/2014/chartex" xmlns:cx1="http://schemas.microsoft.com/office/drawing/2015/9/8/chartex" xmlns:cx2="http://schemas.microsoft.com/office/drawing/2015/10/21/chartex" xmlns:cx3="http://schemas.microsoft.com/office/drawing/2016/5/9/chartex" xmlns:cx4="http://schemas.microsoft.com/office/drawing/2016/5/10/chartex" xmlns:cx5="http://schemas.microsoft.com/office/drawing/2016/5/11/chartex" xmlns:cx6="http://schemas.microsoft.com/office/drawing/2016/5/12/chartex" xmlns:cx7="http://schemas.microsoft.com/office/drawing/2016/5/13/chartex" xmlns:cx8="http://schemas.microsoft.com/office/drawing/2016/5/14/chartex" xmlns:mc="http://schemas.openxmlformats.org/markup-compatibility/2006" xmlns:aink="http://schemas.microsoft.com/office/drawing/2016/ink" xmlns:am3d="http://schemas.microsoft.com/office/drawing/2017/model3d" xmlns:o="urn:schemas-microsoft-com:office:office" xmlns:oel="http://schemas.microsoft.com/office/2019/extlst" xmlns:r="http://schemas.openxmlformats.org/officeDocument/2006/relationships" xmlns:m="http://schemas.openxmlformats.org/officeDocument/2006/math" xmlns:v="urn:schemas-microsoft-com:vml" xmlns:wp14="http://schemas.microsoft.com/office/word/2010/wordprocessingDrawing" xmlns:wp="http://schemas.openxmlformats.org/drawingml/2006/wordprocessingDrawing" xmlns:w10="urn:schemas-microsoft-com:office:word" xmlns:w="http://schemas.openxmlformats.org/wordprocessingml/2006/main" xmlns:w14="http://schemas.microsoft.com/office/word/2010/wordml" xmlns:w15="http://schemas.microsoft.com/office/word/2012/wordml" xmlns:w16cex="http://schemas.microsoft.com/office/word/2018/wordml/cex" xmlns:w16cid="http://schemas.microsoft.com/office/word/2016/wordml/cid" xmlns:w16="http://schemas.microsoft.com/office/word/2018/wordml" xmlns:w16sdtdh="http://schemas.microsoft.com/office/word/2020/wordml/sdtdatahash" xmlns:w16se="http://schemas.microsoft.com/office/word/2015/wordml/symex" xmlns:wpg="http://schemas.microsoft.com/office/word/2010/wordprocessingGroup" xmlns:wpi="http://schemas.microsoft.com/office/word/2010/wordprocessingInk" xmlns:wne="http://schemas.microsoft.com/office/word/2006/wordml" xmlns:wps="http://schemas.microsoft.com/office/word/2010/wordprocessingShape" mc:Ignorable="w14 w15 w16se w16cid w16 w16cex w16sdtdh wp14">
+<w:ftr xmlns:wpc="http://schemas.microsoft.com/office/word/2010/wordprocessingCanvas" xmlns:cx="http://schemas.microsoft.com/office/drawing/2014/chartex" xmlns:cx1="http://schemas.microsoft.com/office/drawing/2015/9/8/chartex" xmlns:cx2="http://schemas.microsoft.com/office/drawing/2015/10/21/chartex" xmlns:cx3="http://schemas.microsoft.com/office/drawing/2016/5/9/chartex" xmlns:cx4="http://schemas.microsoft.com/office/drawing/2016/5/10/chartex" xmlns:cx5="http://schemas.microsoft.com/office/drawing/2016/5/11/chartex" xmlns:cx6="http://schemas.microsoft.com/office/drawing/2016/5/12/chartex" xmlns:cx7="http://schemas.microsoft.com/office/drawing/2016/5/13/chartex" xmlns:cx8="http://schemas.microsoft.com/office/drawing/2016/5/14/chartex" xmlns:mc="http://schemas.openxmlformats.org/markup-compatibility/2006" xmlns:aink="http://schemas.microsoft.com/office/drawing/2016/ink" xmlns:am3d="http://schemas.microsoft.com/office/drawing/2017/model3d" xmlns:o="urn:schemas-microsoft-com:office:office" xmlns:oel="http://schemas.microsoft.com/office/2019/extlst" xmlns:r="http://schemas.openxmlformats.org/officeDocument/2006/relationships" xmlns:m="http://schemas.openxmlformats.org/officeDocument/2006/math" xmlns:v="urn:schemas-microsoft-com:vml" xmlns:wp14="http://schemas.microsoft.com/office/word/2010/wordprocessingDrawing" xmlns:wp="http://schemas.openxmlformats.org/drawingml/2006/wordprocessingDrawing" xmlns:w10="urn:schemas-microsoft-com:office:word" xmlns:w="http://schemas.openxmlformats.org/wordprocessingml/2006/main" xmlns:w14="http://schemas.microsoft.com/office/word/2010/wordml" xmlns:w15="http://schemas.microsoft.com/office/word/2012/wordml" xmlns:w16cex="http://schemas.microsoft.com/office/word/2018/wordml/cex" xmlns:w16cid="http://schemas.microsoft.com/office/word/2016/wordml/cid" xmlns:w16="http://schemas.microsoft.com/office/word/2018/wordml" xmlns:w16du="http://schemas.microsoft.com/office/word/2023/wordml/word16du" xmlns:w16sdtdh="http://schemas.microsoft.com/office/word/2020/wordml/sdtdatahash" xmlns:w16sdtfl="http://schemas.microsoft.com/office/word/2024/wordml/sdtformatlock" xmlns:w16se="http://schemas.microsoft.com/office/word/2015/wordml/symex" xmlns:wpg="http://schemas.microsoft.com/office/word/2010/wordprocessingGroup" xmlns:wpi="http://schemas.microsoft.com/office/word/2010/wordprocessingInk" xmlns:wne="http://schemas.microsoft.com/office/word/2006/wordml" xmlns:wps="http://schemas.microsoft.com/office/word/2010/wordprocessingShape" mc:Ignorable="w14 w15 w16se w16cid w16 w16cex w16sdtdh w16sdtfl w16du wp14">
   <w:p>
     <w:pPr>
       <w:pStyle w:val="Footer"/>
@@ -722,7 +726,7 @@
 </file>
 
 <file path=word/footer2.xml><?xml version="1.0" encoding="utf-8"?>
-<w:ftr xmlns:wpc="http://schemas.microsoft.com/office/word/2010/wordprocessingCanvas" xmlns:cx="http://schemas.microsoft.com/office/drawing/2014/chartex" xmlns:cx1="http://schemas.microsoft.com/office/drawing/2015/9/8/chartex" xmlns:cx2="http://schemas.microsoft.com/office/drawing/2015/10/21/chartex" xmlns:cx3="http://schemas.microsoft.com/office/drawing/2016/5/9/chartex" xmlns:cx4="http://schemas.microsoft.com/office/drawing/2016/5/10/chartex" xmlns:cx5="http://schemas.microsoft.com/office/drawing/2016/5/11/chartex" xmlns:cx6="http://schemas.microsoft.com/office/drawing/2016/5/12/chartex" xmlns:cx7="http://schemas.microsoft.com/office/drawing/2016/5/13/chartex" xmlns:cx8="http://schemas.microsoft.com/office/drawing/2016/5/14/chartex" xmlns:mc="http://schemas.openxmlformats.org/markup-compatibility/2006" xmlns:aink="http://schemas.microsoft.com/office/drawing/2016/ink" xmlns:am3d="http://schemas.microsoft.com/office/drawing/2017/model3d" xmlns:o="urn:schemas-microsoft-com:office:office" xmlns:oel="http://schemas.microsoft.com/office/2019/extlst" xmlns:r="http://schemas.openxmlformats.org/officeDocument/2006/relationships" xmlns:m="http://schemas.openxmlformats.org/officeDocument/2006/math" xmlns:v="urn:schemas-microsoft-com:vml" xmlns:wp14="http://schemas.microsoft.com/office/word/2010/wordprocessingDrawing" xmlns:wp="http://schemas.openxmlformats.org/drawingml/2006/wordprocessingDrawing" xmlns:w10="urn:schemas-microsoft-com:office:word" xmlns:w="http://schemas.openxmlformats.org/wordprocessingml/2006/main" xmlns:w14="http://schemas.microsoft.com/office/word/2010/wordml" xmlns:w15="http://schemas.microsoft.com/office/word/2012/wordml" xmlns:w16cex="http://schemas.microsoft.com/office/word/2018/wordml/cex" xmlns:w16cid="http://schemas.microsoft.com/office/word/2016/wordml/cid" xmlns:w16="http://schemas.microsoft.com/office/word/2018/wordml" xmlns:w16sdtdh="http://schemas.microsoft.com/office/word/2020/wordml/sdtdatahash" xmlns:w16se="http://schemas.microsoft.com/office/word/2015/wordml/symex" xmlns:wpg="http://schemas.microsoft.com/office/word/2010/wordprocessingGroup" xmlns:wpi="http://schemas.microsoft.com/office/word/2010/wordprocessingInk" xmlns:wne="http://schemas.microsoft.com/office/word/2006/wordml" xmlns:wps="http://schemas.microsoft.com/office/word/2010/wordprocessingShape" mc:Ignorable="w14 w15 w16se w16cid w16 w16cex w16sdtdh wp14">
+<w:ftr xmlns:wpc="http://schemas.microsoft.com/office/word/2010/wordprocessingCanvas" xmlns:cx="http://schemas.microsoft.com/office/drawing/2014/chartex" xmlns:cx1="http://schemas.microsoft.com/office/drawing/2015/9/8/chartex" xmlns:cx2="http://schemas.microsoft.com/office/drawing/2015/10/21/chartex" xmlns:cx3="http://schemas.microsoft.com/office/drawing/2016/5/9/chartex" xmlns:cx4="http://schemas.microsoft.com/office/drawing/2016/5/10/chartex" xmlns:cx5="http://schemas.microsoft.com/office/drawing/2016/5/11/chartex" xmlns:cx6="http://schemas.microsoft.com/office/drawing/2016/5/12/chartex" xmlns:cx7="http://schemas.microsoft.com/office/drawing/2016/5/13/chartex" xmlns:cx8="http://schemas.microsoft.com/office/drawing/2016/5/14/chartex" xmlns:mc="http://schemas.openxmlformats.org/markup-compatibility/2006" xmlns:aink="http://schemas.microsoft.com/office/drawing/2016/ink" xmlns:am3d="http://schemas.microsoft.com/office/drawing/2017/model3d" xmlns:o="urn:schemas-microsoft-com:office:office" xmlns:oel="http://schemas.microsoft.com/office/2019/extlst" xmlns:r="http://schemas.openxmlformats.org/officeDocument/2006/relationships" xmlns:m="http://schemas.openxmlformats.org/officeDocument/2006/math" xmlns:v="urn:schemas-microsoft-com:vml" xmlns:wp14="http://schemas.microsoft.com/office/word/2010/wordprocessingDrawing" xmlns:wp="http://schemas.openxmlformats.org/drawingml/2006/wordprocessingDrawing" xmlns:w10="urn:schemas-microsoft-com:office:word" xmlns:w="http://schemas.openxmlformats.org/wordprocessingml/2006/main" xmlns:w14="http://schemas.microsoft.com/office/word/2010/wordml" xmlns:w15="http://schemas.microsoft.com/office/word/2012/wordml" xmlns:w16cex="http://schemas.microsoft.com/office/word/2018/wordml/cex" xmlns:w16cid="http://schemas.microsoft.com/office/word/2016/wordml/cid" xmlns:w16="http://schemas.microsoft.com/office/word/2018/wordml" xmlns:w16du="http://schemas.microsoft.com/office/word/2023/wordml/word16du" xmlns:w16sdtdh="http://schemas.microsoft.com/office/word/2020/wordml/sdtdatahash" xmlns:w16sdtfl="http://schemas.microsoft.com/office/word/2024/wordml/sdtformatlock" xmlns:w16se="http://schemas.microsoft.com/office/word/2015/wordml/symex" xmlns:wpg="http://schemas.microsoft.com/office/word/2010/wordprocessingGroup" xmlns:wpi="http://schemas.microsoft.com/office/word/2010/wordprocessingInk" xmlns:wne="http://schemas.microsoft.com/office/word/2006/wordml" xmlns:wps="http://schemas.microsoft.com/office/word/2010/wordprocessingShape" mc:Ignorable="w14 w15 w16se w16cid w16 w16cex w16sdtdh w16sdtfl w16du wp14">
   <w:p>
     <w:pPr>
       <w:pStyle w:val="Footer"/>
@@ -732,7 +736,7 @@
 </file>
 
 <file path=word/footer3.xml><?xml version="1.0" encoding="utf-8"?>
-<w:ftr xmlns:wpc="http://schemas.microsoft.com/office/word/2010/wordprocessingCanvas" xmlns:cx="http://schemas.microsoft.com/office/drawing/2014/chartex" xmlns:cx1="http://schemas.microsoft.com/office/drawing/2015/9/8/chartex" xmlns:cx2="http://schemas.microsoft.com/office/drawing/2015/10/21/chartex" xmlns:cx3="http://schemas.microsoft.com/office/drawing/2016/5/9/chartex" xmlns:cx4="http://schemas.microsoft.com/office/drawing/2016/5/10/chartex" xmlns:cx5="http://schemas.microsoft.com/office/drawing/2016/5/11/chartex" xmlns:cx6="http://schemas.microsoft.com/office/drawing/2016/5/12/chartex" xmlns:cx7="http://schemas.microsoft.com/office/drawing/2016/5/13/chartex" xmlns:cx8="http://schemas.microsoft.com/office/drawing/2016/5/14/chartex" xmlns:mc="http://schemas.openxmlformats.org/markup-compatibility/2006" xmlns:aink="http://schemas.microsoft.com/office/drawing/2016/ink" xmlns:am3d="http://schemas.microsoft.com/office/drawing/2017/model3d" xmlns:o="urn:schemas-microsoft-com:office:office" xmlns:oel="http://schemas.microsoft.com/office/2019/extlst" xmlns:r="http://schemas.openxmlformats.org/officeDocument/2006/relationships" xmlns:m="http://schemas.openxmlformats.org/officeDocument/2006/math" xmlns:v="urn:schemas-microsoft-com:vml" xmlns:wp14="http://schemas.microsoft.com/office/word/2010/wordprocessingDrawing" xmlns:wp="http://schemas.openxmlformats.org/drawingml/2006/wordprocessingDrawing" xmlns:w10="urn:schemas-microsoft-com:office:word" xmlns:w="http://schemas.openxmlformats.org/wordprocessingml/2006/main" xmlns:w14="http://schemas.microsoft.com/office/word/2010/wordml" xmlns:w15="http://schemas.microsoft.com/office/word/2012/wordml" xmlns:w16cex="http://schemas.microsoft.com/office/word/2018/wordml/cex" xmlns:w16cid="http://schemas.microsoft.com/office/word/2016/wordml/cid" xmlns:w16="http://schemas.microsoft.com/office/word/2018/wordml" xmlns:w16sdtdh="http://schemas.microsoft.com/office/word/2020/wordml/sdtdatahash" xmlns:w16se="http://schemas.microsoft.com/office/word/2015/wordml/symex" xmlns:wpg="http://schemas.microsoft.com/office/word/2010/wordprocessingGroup" xmlns:wpi="http://schemas.microsoft.com/office/word/2010/wordprocessingInk" xmlns:wne="http://schemas.microsoft.com/office/word/2006/wordml" xmlns:wps="http://schemas.microsoft.com/office/word/2010/wordprocessingShape" mc:Ignorable="w14 w15 w16se w16cid w16 w16cex w16sdtdh wp14">
+<w:ftr xmlns:wpc="http://schemas.microsoft.com/office/word/2010/wordprocessingCanvas" xmlns:cx="http://schemas.microsoft.com/office/drawing/2014/chartex" xmlns:cx1="http://schemas.microsoft.com/office/drawing/2015/9/8/chartex" xmlns:cx2="http://schemas.microsoft.com/office/drawing/2015/10/21/chartex" xmlns:cx3="http://schemas.microsoft.com/office/drawing/2016/5/9/chartex" xmlns:cx4="http://schemas.microsoft.com/office/drawing/2016/5/10/chartex" xmlns:cx5="http://schemas.microsoft.com/office/drawing/2016/5/11/chartex" xmlns:cx6="http://schemas.microsoft.com/office/drawing/2016/5/12/chartex" xmlns:cx7="http://schemas.microsoft.com/office/drawing/2016/5/13/chartex" xmlns:cx8="http://schemas.microsoft.com/office/drawing/2016/5/14/chartex" xmlns:mc="http://schemas.openxmlformats.org/markup-compatibility/2006" xmlns:aink="http://schemas.microsoft.com/office/drawing/2016/ink" xmlns:am3d="http://schemas.microsoft.com/office/drawing/2017/model3d" xmlns:o="urn:schemas-microsoft-com:office:office" xmlns:oel="http://schemas.microsoft.com/office/2019/extlst" xmlns:r="http://schemas.openxmlformats.org/officeDocument/2006/relationships" xmlns:m="http://schemas.openxmlformats.org/officeDocument/2006/math" xmlns:v="urn:schemas-microsoft-com:vml" xmlns:wp14="http://schemas.microsoft.com/office/word/2010/wordprocessingDrawing" xmlns:wp="http://schemas.openxmlformats.org/drawingml/2006/wordprocessingDrawing" xmlns:w10="urn:schemas-microsoft-com:office:word" xmlns:w="http://schemas.openxmlformats.org/wordprocessingml/2006/main" xmlns:w14="http://schemas.microsoft.com/office/word/2010/wordml" xmlns:w15="http://schemas.microsoft.com/office/word/2012/wordml" xmlns:w16cex="http://schemas.microsoft.com/office/word/2018/wordml/cex" xmlns:w16cid="http://schemas.microsoft.com/office/word/2016/wordml/cid" xmlns:w16="http://schemas.microsoft.com/office/word/2018/wordml" xmlns:w16du="http://schemas.microsoft.com/office/word/2023/wordml/word16du" xmlns:w16sdtdh="http://schemas.microsoft.com/office/word/2020/wordml/sdtdatahash" xmlns:w16sdtfl="http://schemas.microsoft.com/office/word/2024/wordml/sdtformatlock" xmlns:w16se="http://schemas.microsoft.com/office/word/2015/wordml/symex" xmlns:wpg="http://schemas.microsoft.com/office/word/2010/wordprocessingGroup" xmlns:wpi="http://schemas.microsoft.com/office/word/2010/wordprocessingInk" xmlns:wne="http://schemas.microsoft.com/office/word/2006/wordml" xmlns:wps="http://schemas.microsoft.com/office/word/2010/wordprocessingShape" mc:Ignorable="w14 w15 w16se w16cid w16 w16cex w16sdtdh w16sdtfl w16du wp14">
   <w:p>
     <w:pPr>
       <w:pStyle w:val="Footer"/>
@@ -742,7 +746,7 @@
 </file>
 
 <file path=word/footnotes.xml><?xml version="1.0" encoding="utf-8"?>
-<w:footnotes xmlns:wpc="http://schemas.microsoft.com/office/word/2010/wordprocessingCanvas" xmlns:cx="http://schemas.microsoft.com/office/drawing/2014/chartex" xmlns:cx1="http://schemas.microsoft.com/office/drawing/2015/9/8/chartex" xmlns:cx2="http://schemas.microsoft.com/office/drawing/2015/10/21/chartex" xmlns:cx3="http://schemas.microsoft.com/office/drawing/2016/5/9/chartex" xmlns:cx4="http://schemas.microsoft.com/office/drawing/2016/5/10/chartex" xmlns:cx5="http://schemas.microsoft.com/office/drawing/2016/5/11/chartex" xmlns:cx6="http://schemas.microsoft.com/office/drawing/2016/5/12/chartex" xmlns:cx7="http://schemas.microsoft.com/office/drawing/2016/5/13/chartex" xmlns:cx8="http://schemas.microsoft.com/office/drawing/2016/5/14/chartex" xmlns:mc="http://schemas.openxmlformats.org/markup-compatibility/2006" xmlns:aink="http://schemas.microsoft.com/office/drawing/2016/ink" xmlns:am3d="http://schemas.microsoft.com/office/drawing/2017/model3d" xmlns:o="urn:schemas-microsoft-com:office:office" xmlns:oel="http://schemas.microsoft.com/office/2019/extlst" xmlns:r="http://schemas.openxmlformats.org/officeDocument/2006/relationships" xmlns:m="http://schemas.openxmlformats.org/officeDocument/2006/math" xmlns:v="urn:schemas-microsoft-com:vml" xmlns:wp14="http://schemas.microsoft.com/office/word/2010/wordprocessingDrawing" xmlns:wp="http://schemas.openxmlformats.org/drawingml/2006/wordprocessingDrawing" xmlns:w10="urn:schemas-microsoft-com:office:word" xmlns:w="http://schemas.openxmlformats.org/wordprocessingml/2006/main" xmlns:w14="http://schemas.microsoft.com/office/word/2010/wordml" xmlns:w15="http://schemas.microsoft.com/office/word/2012/wordml" xmlns:w16cex="http://schemas.microsoft.com/office/word/2018/wordml/cex" xmlns:w16cid="http://schemas.microsoft.com/office/word/2016/wordml/cid" xmlns:w16="http://schemas.microsoft.com/office/word/2018/wordml" xmlns:w16sdtdh="http://schemas.microsoft.com/office/word/2020/wordml/sdtdatahash" xmlns:w16se="http://schemas.microsoft.com/office/word/2015/wordml/symex" xmlns:wpg="http://schemas.microsoft.com/office/word/2010/wordprocessingGroup" xmlns:wpi="http://schemas.microsoft.com/office/word/2010/wordprocessingInk" xmlns:wne="http://schemas.microsoft.com/office/word/2006/wordml" xmlns:wps="http://schemas.microsoft.com/office/word/2010/wordprocessingShape" mc:Ignorable="w14 w15 w16se w16cid w16 w16cex w16sdtdh wp14">
+<w:footnotes xmlns:wpc="http://schemas.microsoft.com/office/word/2010/wordprocessingCanvas" xmlns:cx="http://schemas.microsoft.com/office/drawing/2014/chartex" xmlns:cx1="http://schemas.microsoft.com/office/drawing/2015/9/8/chartex" xmlns:cx2="http://schemas.microsoft.com/office/drawing/2015/10/21/chartex" xmlns:cx3="http://schemas.microsoft.com/office/drawing/2016/5/9/chartex" xmlns:cx4="http://schemas.microsoft.com/office/drawing/2016/5/10/chartex" xmlns:cx5="http://schemas.microsoft.com/office/drawing/2016/5/11/chartex" xmlns:cx6="http://schemas.microsoft.com/office/drawing/2016/5/12/chartex" xmlns:cx7="http://schemas.microsoft.com/office/drawing/2016/5/13/chartex" xmlns:cx8="http://schemas.microsoft.com/office/drawing/2016/5/14/chartex" xmlns:mc="http://schemas.openxmlformats.org/markup-compatibility/2006" xmlns:aink="http://schemas.microsoft.com/office/drawing/2016/ink" xmlns:am3d="http://schemas.microsoft.com/office/drawing/2017/model3d" xmlns:o="urn:schemas-microsoft-com:office:office" xmlns:oel="http://schemas.microsoft.com/office/2019/extlst" xmlns:r="http://schemas.openxmlformats.org/officeDocument/2006/relationships" xmlns:m="http://schemas.openxmlformats.org/officeDocument/2006/math" xmlns:v="urn:schemas-microsoft-com:vml" xmlns:wp14="http://schemas.microsoft.com/office/word/2010/wordprocessingDrawing" xmlns:wp="http://schemas.openxmlformats.org/drawingml/2006/wordprocessingDrawing" xmlns:w10="urn:schemas-microsoft-com:office:word" xmlns:w="http://schemas.openxmlformats.org/wordprocessingml/2006/main" xmlns:w14="http://schemas.microsoft.com/office/word/2010/wordml" xmlns:w15="http://schemas.microsoft.com/office/word/2012/wordml" xmlns:w16cex="http://schemas.microsoft.com/office/word/2018/wordml/cex" xmlns:w16cid="http://schemas.microsoft.com/office/word/2016/wordml/cid" xmlns:w16="http://schemas.microsoft.com/office/word/2018/wordml" xmlns:w16du="http://schemas.microsoft.com/office/word/2023/wordml/word16du" xmlns:w16sdtdh="http://schemas.microsoft.com/office/word/2020/wordml/sdtdatahash" xmlns:w16sdtfl="http://schemas.microsoft.com/office/word/2024/wordml/sdtformatlock" xmlns:w16se="http://schemas.microsoft.com/office/word/2015/wordml/symex" xmlns:wpg="http://schemas.microsoft.com/office/word/2010/wordprocessingGroup" xmlns:wpi="http://schemas.microsoft.com/office/word/2010/wordprocessingInk" xmlns:wne="http://schemas.microsoft.com/office/word/2006/wordml" xmlns:wps="http://schemas.microsoft.com/office/word/2010/wordprocessingShape" mc:Ignorable="w14 w15 w16se w16cid w16 w16cex w16sdtdh w16sdtfl w16du wp14">
   <w:footnote w:type="separator" w:id="-1">
     <w:p>
       <w:pPr>
@@ -767,7 +771,7 @@
 </file>
 
 <file path=word/header1.xml><?xml version="1.0" encoding="utf-8"?>
-<w:hdr xmlns:wpc="http://schemas.microsoft.com/office/word/2010/wordprocessingCanvas" xmlns:cx="http://schemas.microsoft.com/office/drawing/2014/chartex" xmlns:cx1="http://schemas.microsoft.com/office/drawing/2015/9/8/chartex" xmlns:cx2="http://schemas.microsoft.com/office/drawing/2015/10/21/chartex" xmlns:cx3="http://schemas.microsoft.com/office/drawing/2016/5/9/chartex" xmlns:cx4="http://schemas.microsoft.com/office/drawing/2016/5/10/chartex" xmlns:cx5="http://schemas.microsoft.com/office/drawing/2016/5/11/chartex" xmlns:cx6="http://schemas.microsoft.com/office/drawing/2016/5/12/chartex" xmlns:cx7="http://schemas.microsoft.com/office/drawing/2016/5/13/chartex" xmlns:cx8="http://schemas.microsoft.com/office/drawing/2016/5/14/chartex" xmlns:mc="http://schemas.openxmlformats.org/markup-compatibility/2006" xmlns:aink="http://schemas.microsoft.com/office/drawing/2016/ink" xmlns:am3d="http://schemas.microsoft.com/office/drawing/2017/model3d" xmlns:o="urn:schemas-microsoft-com:office:office" xmlns:oel="http://schemas.microsoft.com/office/2019/extlst" xmlns:r="http://schemas.openxmlformats.org/officeDocument/2006/relationships" xmlns:m="http://schemas.openxmlformats.org/officeDocument/2006/math" xmlns:v="urn:schemas-microsoft-com:vml" xmlns:wp14="http://schemas.microsoft.com/office/word/2010/wordprocessingDrawing" xmlns:wp="http://schemas.openxmlformats.org/drawingml/2006/wordprocessingDrawing" xmlns:w10="urn:schemas-microsoft-com:office:word" xmlns:w="http://schemas.openxmlformats.org/wordprocessingml/2006/main" xmlns:w14="http://schemas.microsoft.com/office/word/2010/wordml" xmlns:w15="http://schemas.microsoft.com/office/word/2012/wordml" xmlns:w16cex="http://schemas.microsoft.com/office/word/2018/wordml/cex" xmlns:w16cid="http://schemas.microsoft.com/office/word/2016/wordml/cid" xmlns:w16="http://schemas.microsoft.com/office/word/2018/wordml" xmlns:w16sdtdh="http://schemas.microsoft.com/office/word/2020/wordml/sdtdatahash" xmlns:w16se="http://schemas.microsoft.com/office/word/2015/wordml/symex" xmlns:wpg="http://schemas.microsoft.com/office/word/2010/wordprocessingGroup" xmlns:wpi="http://schemas.microsoft.com/office/word/2010/wordprocessingInk" xmlns:wne="http://schemas.microsoft.com/office/word/2006/wordml" xmlns:wps="http://schemas.microsoft.com/office/word/2010/wordprocessingShape" mc:Ignorable="w14 w15 w16se w16cid w16 w16cex w16sdtdh wp14">
+<w:hdr xmlns:wpc="http://schemas.microsoft.com/office/word/2010/wordprocessingCanvas" xmlns:cx="http://schemas.microsoft.com/office/drawing/2014/chartex" xmlns:cx1="http://schemas.microsoft.com/office/drawing/2015/9/8/chartex" xmlns:cx2="http://schemas.microsoft.com/office/drawing/2015/10/21/chartex" xmlns:cx3="http://schemas.microsoft.com/office/drawing/2016/5/9/chartex" xmlns:cx4="http://schemas.microsoft.com/office/drawing/2016/5/10/chartex" xmlns:cx5="http://schemas.microsoft.com/office/drawing/2016/5/11/chartex" xmlns:cx6="http://schemas.microsoft.com/office/drawing/2016/5/12/chartex" xmlns:cx7="http://schemas.microsoft.com/office/drawing/2016/5/13/chartex" xmlns:cx8="http://schemas.microsoft.com/office/drawing/2016/5/14/chartex" xmlns:mc="http://schemas.openxmlformats.org/markup-compatibility/2006" xmlns:aink="http://schemas.microsoft.com/office/drawing/2016/ink" xmlns:am3d="http://schemas.microsoft.com/office/drawing/2017/model3d" xmlns:o="urn:schemas-microsoft-com:office:office" xmlns:oel="http://schemas.microsoft.com/office/2019/extlst" xmlns:r="http://schemas.openxmlformats.org/officeDocument/2006/relationships" xmlns:m="http://schemas.openxmlformats.org/officeDocument/2006/math" xmlns:v="urn:schemas-microsoft-com:vml" xmlns:wp14="http://schemas.microsoft.com/office/word/2010/wordprocessingDrawing" xmlns:wp="http://schemas.openxmlformats.org/drawingml/2006/wordprocessingDrawing" xmlns:w10="urn:schemas-microsoft-com:office:word" xmlns:w="http://schemas.openxmlformats.org/wordprocessingml/2006/main" xmlns:w14="http://schemas.microsoft.com/office/word/2010/wordml" xmlns:w15="http://schemas.microsoft.com/office/word/2012/wordml" xmlns:w16cex="http://schemas.microsoft.com/office/word/2018/wordml/cex" xmlns:w16cid="http://schemas.microsoft.com/office/word/2016/wordml/cid" xmlns:w16="http://schemas.microsoft.com/office/word/2018/wordml" xmlns:w16du="http://schemas.microsoft.com/office/word/2023/wordml/word16du" xmlns:w16sdtdh="http://schemas.microsoft.com/office/word/2020/wordml/sdtdatahash" xmlns:w16sdtfl="http://schemas.microsoft.com/office/word/2024/wordml/sdtformatlock" xmlns:w16se="http://schemas.microsoft.com/office/word/2015/wordml/symex" xmlns:wpg="http://schemas.microsoft.com/office/word/2010/wordprocessingGroup" xmlns:wpi="http://schemas.microsoft.com/office/word/2010/wordprocessingInk" xmlns:wne="http://schemas.microsoft.com/office/word/2006/wordml" xmlns:wps="http://schemas.microsoft.com/office/word/2010/wordprocessingShape" mc:Ignorable="w14 w15 w16se w16cid w16 w16cex w16sdtdh w16sdtfl w16du wp14">
   <w:p>
     <w:pPr>
       <w:pStyle w:val="Header"/>
@@ -777,7 +781,7 @@
 </file>
 
 <file path=word/header2.xml><?xml version="1.0" encoding="utf-8"?>
-<w:hdr xmlns:wpc="http://schemas.microsoft.com/office/word/2010/wordprocessingCanvas" xmlns:cx="http://schemas.microsoft.com/office/drawing/2014/chartex" xmlns:cx1="http://schemas.microsoft.com/office/drawing/2015/9/8/chartex" xmlns:cx2="http://schemas.microsoft.com/office/drawing/2015/10/21/chartex" xmlns:cx3="http://schemas.microsoft.com/office/drawing/2016/5/9/chartex" xmlns:cx4="http://schemas.microsoft.com/office/drawing/2016/5/10/chartex" xmlns:cx5="http://schemas.microsoft.com/office/drawing/2016/5/11/chartex" xmlns:cx6="http://schemas.microsoft.com/office/drawing/2016/5/12/chartex" xmlns:cx7="http://schemas.microsoft.com/office/drawing/2016/5/13/chartex" xmlns:cx8="http://schemas.microsoft.com/office/drawing/2016/5/14/chartex" xmlns:mc="http://schemas.openxmlformats.org/markup-compatibility/2006" xmlns:aink="http://schemas.microsoft.com/office/drawing/2016/ink" xmlns:am3d="http://schemas.microsoft.com/office/drawing/2017/model3d" xmlns:o="urn:schemas-microsoft-com:office:office" xmlns:oel="http://schemas.microsoft.com/office/2019/extlst" xmlns:r="http://schemas.openxmlformats.org/officeDocument/2006/relationships" xmlns:m="http://schemas.openxmlformats.org/officeDocument/2006/math" xmlns:v="urn:schemas-microsoft-com:vml" xmlns:wp14="http://schemas.microsoft.com/office/word/2010/wordprocessingDrawing" xmlns:wp="http://schemas.openxmlformats.org/drawingml/2006/wordprocessingDrawing" xmlns:w10="urn:schemas-microsoft-com:office:word" xmlns:w="http://schemas.openxmlformats.org/wordprocessingml/2006/main" xmlns:w14="http://schemas.microsoft.com/office/word/2010/wordml" xmlns:w15="http://schemas.microsoft.com/office/word/2012/wordml" xmlns:w16cex="http://schemas.microsoft.com/office/word/2018/wordml/cex" xmlns:w16cid="http://schemas.microsoft.com/office/word/2016/wordml/cid" xmlns:w16="http://schemas.microsoft.com/office/word/2018/wordml" xmlns:w16sdtdh="http://schemas.microsoft.com/office/word/2020/wordml/sdtdatahash" xmlns:w16se="http://schemas.microsoft.com/office/word/2015/wordml/symex" xmlns:wpg="http://schemas.microsoft.com/office/word/2010/wordprocessingGroup" xmlns:wpi="http://schemas.microsoft.com/office/word/2010/wordprocessingInk" xmlns:wne="http://schemas.microsoft.com/office/word/2006/wordml" xmlns:wps="http://schemas.microsoft.com/office/word/2010/wordprocessingShape" mc:Ignorable="w14 w15 w16se w16cid w16 w16cex w16sdtdh wp14">
+<w:hdr xmlns:wpc="http://schemas.microsoft.com/office/word/2010/wordprocessingCanvas" xmlns:cx="http://schemas.microsoft.com/office/drawing/2014/chartex" xmlns:cx1="http://schemas.microsoft.com/office/drawing/2015/9/8/chartex" xmlns:cx2="http://schemas.microsoft.com/office/drawing/2015/10/21/chartex" xmlns:cx3="http://schemas.microsoft.com/office/drawing/2016/5/9/chartex" xmlns:cx4="http://schemas.microsoft.com/office/drawing/2016/5/10/chartex" xmlns:cx5="http://schemas.microsoft.com/office/drawing/2016/5/11/chartex" xmlns:cx6="http://schemas.microsoft.com/office/drawing/2016/5/12/chartex" xmlns:cx7="http://schemas.microsoft.com/office/drawing/2016/5/13/chartex" xmlns:cx8="http://schemas.microsoft.com/office/drawing/2016/5/14/chartex" xmlns:mc="http://schemas.openxmlformats.org/markup-compatibility/2006" xmlns:aink="http://schemas.microsoft.com/office/drawing/2016/ink" xmlns:am3d="http://schemas.microsoft.com/office/drawing/2017/model3d" xmlns:o="urn:schemas-microsoft-com:office:office" xmlns:oel="http://schemas.microsoft.com/office/2019/extlst" xmlns:r="http://schemas.openxmlformats.org/officeDocument/2006/relationships" xmlns:m="http://schemas.openxmlformats.org/officeDocument/2006/math" xmlns:v="urn:schemas-microsoft-com:vml" xmlns:wp14="http://schemas.microsoft.com/office/word/2010/wordprocessingDrawing" xmlns:wp="http://schemas.openxmlformats.org/drawingml/2006/wordprocessingDrawing" xmlns:w10="urn:schemas-microsoft-com:office:word" xmlns:w="http://schemas.openxmlformats.org/wordprocessingml/2006/main" xmlns:w14="http://schemas.microsoft.com/office/word/2010/wordml" xmlns:w15="http://schemas.microsoft.com/office/word/2012/wordml" xmlns:w16cex="http://schemas.microsoft.com/office/word/2018/wordml/cex" xmlns:w16cid="http://schemas.microsoft.com/office/word/2016/wordml/cid" xmlns:w16="http://schemas.microsoft.com/office/word/2018/wordml" xmlns:w16du="http://schemas.microsoft.com/office/word/2023/wordml/word16du" xmlns:w16sdtdh="http://schemas.microsoft.com/office/word/2020/wordml/sdtdatahash" xmlns:w16sdtfl="http://schemas.microsoft.com/office/word/2024/wordml/sdtformatlock" xmlns:w16se="http://schemas.microsoft.com/office/word/2015/wordml/symex" xmlns:wpg="http://schemas.microsoft.com/office/word/2010/wordprocessingGroup" xmlns:wpi="http://schemas.microsoft.com/office/word/2010/wordprocessingInk" xmlns:wne="http://schemas.microsoft.com/office/word/2006/wordml" xmlns:wps="http://schemas.microsoft.com/office/word/2010/wordprocessingShape" mc:Ignorable="w14 w15 w16se w16cid w16 w16cex w16sdtdh w16sdtfl w16du wp14">
   <w:p>
     <w:pPr>
       <w:pStyle w:val="Header"/>
@@ -788,7 +792,7 @@
 </file>
 
 <file path=word/header3.xml><?xml version="1.0" encoding="utf-8"?>
-<w:hdr xmlns:wpc="http://schemas.microsoft.com/office/word/2010/wordprocessingCanvas" xmlns:cx="http://schemas.microsoft.com/office/drawing/2014/chartex" xmlns:cx1="http://schemas.microsoft.com/office/drawing/2015/9/8/chartex" xmlns:cx2="http://schemas.microsoft.com/office/drawing/2015/10/21/chartex" xmlns:cx3="http://schemas.microsoft.com/office/drawing/2016/5/9/chartex" xmlns:cx4="http://schemas.microsoft.com/office/drawing/2016/5/10/chartex" xmlns:cx5="http://schemas.microsoft.com/office/drawing/2016/5/11/chartex" xmlns:cx6="http://schemas.microsoft.com/office/drawing/2016/5/12/chartex" xmlns:cx7="http://schemas.microsoft.com/office/drawing/2016/5/13/chartex" xmlns:cx8="http://schemas.microsoft.com/office/drawing/2016/5/14/chartex" xmlns:mc="http://schemas.openxmlformats.org/markup-compatibility/2006" xmlns:aink="http://schemas.microsoft.com/office/drawing/2016/ink" xmlns:am3d="http://schemas.microsoft.com/office/drawing/2017/model3d" xmlns:o="urn:schemas-microsoft-com:office:office" xmlns:oel="http://schemas.microsoft.com/office/2019/extlst" xmlns:r="http://schemas.openxmlformats.org/officeDocument/2006/relationships" xmlns:m="http://schemas.openxmlformats.org/officeDocument/2006/math" xmlns:v="urn:schemas-microsoft-com:vml" xmlns:wp14="http://schemas.microsoft.com/office/word/2010/wordprocessingDrawing" xmlns:wp="http://schemas.openxmlformats.org/drawingml/2006/wordprocessingDrawing" xmlns:w10="urn:schemas-microsoft-com:office:word" xmlns:w="http://schemas.openxmlformats.org/wordprocessingml/2006/main" xmlns:w14="http://schemas.microsoft.com/office/word/2010/wordml" xmlns:w15="http://schemas.microsoft.com/office/word/2012/wordml" xmlns:w16cex="http://schemas.microsoft.com/office/word/2018/wordml/cex" xmlns:w16cid="http://schemas.microsoft.com/office/word/2016/wordml/cid" xmlns:w16="http://schemas.microsoft.com/office/word/2018/wordml" xmlns:w16sdtdh="http://schemas.microsoft.com/office/word/2020/wordml/sdtdatahash" xmlns:w16se="http://schemas.microsoft.com/office/word/2015/wordml/symex" xmlns:wpg="http://schemas.microsoft.com/office/word/2010/wordprocessingGroup" xmlns:wpi="http://schemas.microsoft.com/office/word/2010/wordprocessingInk" xmlns:wne="http://schemas.microsoft.com/office/word/2006/wordml" xmlns:wps="http://schemas.microsoft.com/office/word/2010/wordprocessingShape" mc:Ignorable="w14 w15 w16se w16cid w16 w16cex w16sdtdh wp14">
+<w:hdr xmlns:wpc="http://schemas.microsoft.com/office/word/2010/wordprocessingCanvas" xmlns:cx="http://schemas.microsoft.com/office/drawing/2014/chartex" xmlns:cx1="http://schemas.microsoft.com/office/drawing/2015/9/8/chartex" xmlns:cx2="http://schemas.microsoft.com/office/drawing/2015/10/21/chartex" xmlns:cx3="http://schemas.microsoft.com/office/drawing/2016/5/9/chartex" xmlns:cx4="http://schemas.microsoft.com/office/drawing/2016/5/10/chartex" xmlns:cx5="http://schemas.microsoft.com/office/drawing/2016/5/11/chartex" xmlns:cx6="http://schemas.microsoft.com/office/drawing/2016/5/12/chartex" xmlns:cx7="http://schemas.microsoft.com/office/drawing/2016/5/13/chartex" xmlns:cx8="http://schemas.microsoft.com/office/drawing/2016/5/14/chartex" xmlns:mc="http://schemas.openxmlformats.org/markup-compatibility/2006" xmlns:aink="http://schemas.microsoft.com/office/drawing/2016/ink" xmlns:am3d="http://schemas.microsoft.com/office/drawing/2017/model3d" xmlns:o="urn:schemas-microsoft-com:office:office" xmlns:oel="http://schemas.microsoft.com/office/2019/extlst" xmlns:r="http://schemas.openxmlformats.org/officeDocument/2006/relationships" xmlns:m="http://schemas.openxmlformats.org/officeDocument/2006/math" xmlns:v="urn:schemas-microsoft-com:vml" xmlns:wp14="http://schemas.microsoft.com/office/word/2010/wordprocessingDrawing" xmlns:wp="http://schemas.openxmlformats.org/drawingml/2006/wordprocessingDrawing" xmlns:w10="urn:schemas-microsoft-com:office:word" xmlns:w="http://schemas.openxmlformats.org/wordprocessingml/2006/main" xmlns:w14="http://schemas.microsoft.com/office/word/2010/wordml" xmlns:w15="http://schemas.microsoft.com/office/word/2012/wordml" xmlns:w16cex="http://schemas.microsoft.com/office/word/2018/wordml/cex" xmlns:w16cid="http://schemas.microsoft.com/office/word/2016/wordml/cid" xmlns:w16="http://schemas.microsoft.com/office/word/2018/wordml" xmlns:w16du="http://schemas.microsoft.com/office/word/2023/wordml/word16du" xmlns:w16sdtdh="http://schemas.microsoft.com/office/word/2020/wordml/sdtdatahash" xmlns:w16sdtfl="http://schemas.microsoft.com/office/word/2024/wordml/sdtformatlock" xmlns:w16se="http://schemas.microsoft.com/office/word/2015/wordml/symex" xmlns:wpg="http://schemas.microsoft.com/office/word/2010/wordprocessingGroup" xmlns:wpi="http://schemas.microsoft.com/office/word/2010/wordprocessingInk" xmlns:wne="http://schemas.microsoft.com/office/word/2006/wordml" xmlns:wps="http://schemas.microsoft.com/office/word/2010/wordprocessingShape" mc:Ignorable="w14 w15 w16se w16cid w16 w16cex w16sdtdh w16sdtfl w16du wp14">
   <w:p>
     <w:pPr>
       <w:pStyle w:val="Header"/>
@@ -797,7 +801,7 @@
     <w:r>
       <w:tab/>
       <w:tab/>
-      <w:t>2026-06-17</w:t>
+      <w:t>2026-06-18</w:t>
       <w:br/>
       <w:br/>
     </w:r>
@@ -814,7 +818,7 @@
 </file>
 
 <file path=word/numbering.xml><?xml version="1.0" encoding="utf-8"?>
-<w:numbering xmlns:wpc="http://schemas.microsoft.com/office/word/2010/wordprocessingCanvas" xmlns:cx="http://schemas.microsoft.com/office/drawing/2014/chartex" xmlns:cx1="http://schemas.microsoft.com/office/drawing/2015/9/8/chartex" xmlns:cx2="http://schemas.microsoft.com/office/drawing/2015/10/21/chartex" xmlns:cx3="http://schemas.microsoft.com/office/drawing/2016/5/9/chartex" xmlns:cx4="http://schemas.microsoft.com/office/drawing/2016/5/10/chartex" xmlns:cx5="http://schemas.microsoft.com/office/drawing/2016/5/11/chartex" xmlns:cx6="http://schemas.microsoft.com/office/drawing/2016/5/12/chartex" xmlns:cx7="http://schemas.microsoft.com/office/drawing/2016/5/13/chartex" xmlns:cx8="http://schemas.microsoft.com/office/drawing/2016/5/14/chartex" xmlns:mc="http://schemas.openxmlformats.org/markup-compatibility/2006" xmlns:aink="http://schemas.microsoft.com/office/drawing/2016/ink" xmlns:am3d="http://schemas.microsoft.com/office/drawing/2017/model3d" xmlns:o="urn:schemas-microsoft-com:office:office" xmlns:oel="http://schemas.microsoft.com/office/2019/extlst" xmlns:r="http://schemas.openxmlformats.org/officeDocument/2006/relationships" xmlns:m="http://schemas.openxmlformats.org/officeDocument/2006/math" xmlns:v="urn:schemas-microsoft-com:vml" xmlns:wp14="http://schemas.microsoft.com/office/word/2010/wordprocessingDrawing" xmlns:wp="http://schemas.openxmlformats.org/drawingml/2006/wordprocessingDrawing" xmlns:w10="urn:schemas-microsoft-com:office:word" xmlns:w="http://schemas.openxmlformats.org/wordprocessingml/2006/main" xmlns:w14="http://schemas.microsoft.com/office/word/2010/wordml" xmlns:w15="http://schemas.microsoft.com/office/word/2012/wordml" xmlns:w16cex="http://schemas.microsoft.com/office/word/2018/wordml/cex" xmlns:w16cid="http://schemas.microsoft.com/office/word/2016/wordml/cid" xmlns:w16="http://schemas.microsoft.com/office/word/2018/wordml" xmlns:w16sdtdh="http://schemas.microsoft.com/office/word/2020/wordml/sdtdatahash" xmlns:w16se="http://schemas.microsoft.com/office/word/2015/wordml/symex" xmlns:wpg="http://schemas.microsoft.com/office/word/2010/wordprocessingGroup" xmlns:wpi="http://schemas.microsoft.com/office/word/2010/wordprocessingInk" xmlns:wne="http://schemas.microsoft.com/office/word/2006/wordml" xmlns:wps="http://schemas.microsoft.com/office/word/2010/wordprocessingShape" mc:Ignorable="w14 w15 w16se w16cid w16 w16cex w16sdtdh wp14">
+<w:numbering xmlns:wpc="http://schemas.microsoft.com/office/word/2010/wordprocessingCanvas" xmlns:cx="http://schemas.microsoft.com/office/drawing/2014/chartex" xmlns:cx1="http://schemas.microsoft.com/office/drawing/2015/9/8/chartex" xmlns:cx2="http://schemas.microsoft.com/office/drawing/2015/10/21/chartex" xmlns:cx3="http://schemas.microsoft.com/office/drawing/2016/5/9/chartex" xmlns:cx4="http://schemas.microsoft.com/office/drawing/2016/5/10/chartex" xmlns:cx5="http://schemas.microsoft.com/office/drawing/2016/5/11/chartex" xmlns:cx6="http://schemas.microsoft.com/office/drawing/2016/5/12/chartex" xmlns:cx7="http://schemas.microsoft.com/office/drawing/2016/5/13/chartex" xmlns:cx8="http://schemas.microsoft.com/office/drawing/2016/5/14/chartex" xmlns:mc="http://schemas.openxmlformats.org/markup-compatibility/2006" xmlns:aink="http://schemas.microsoft.com/office/drawing/2016/ink" xmlns:am3d="http://schemas.microsoft.com/office/drawing/2017/model3d" xmlns:o="urn:schemas-microsoft-com:office:office" xmlns:oel="http://schemas.microsoft.com/office/2019/extlst" xmlns:r="http://schemas.openxmlformats.org/officeDocument/2006/relationships" xmlns:m="http://schemas.openxmlformats.org/officeDocument/2006/math" xmlns:v="urn:schemas-microsoft-com:vml" xmlns:wp14="http://schemas.microsoft.com/office/word/2010/wordprocessingDrawing" xmlns:wp="http://schemas.openxmlformats.org/drawingml/2006/wordprocessingDrawing" xmlns:w10="urn:schemas-microsoft-com:office:word" xmlns:w="http://schemas.openxmlformats.org/wordprocessingml/2006/main" xmlns:w14="http://schemas.microsoft.com/office/word/2010/wordml" xmlns:w15="http://schemas.microsoft.com/office/word/2012/wordml" xmlns:w16cex="http://schemas.microsoft.com/office/word/2018/wordml/cex" xmlns:w16cid="http://schemas.microsoft.com/office/word/2016/wordml/cid" xmlns:w16="http://schemas.microsoft.com/office/word/2018/wordml" xmlns:w16du="http://schemas.microsoft.com/office/word/2023/wordml/word16du" xmlns:w16sdtdh="http://schemas.microsoft.com/office/word/2020/wordml/sdtdatahash" xmlns:w16sdtfl="http://schemas.microsoft.com/office/word/2024/wordml/sdtformatlock" xmlns:w16se="http://schemas.microsoft.com/office/word/2015/wordml/symex" xmlns:wpg="http://schemas.microsoft.com/office/word/2010/wordprocessingGroup" xmlns:wpi="http://schemas.microsoft.com/office/word/2010/wordprocessingInk" xmlns:wne="http://schemas.microsoft.com/office/word/2006/wordml" xmlns:wps="http://schemas.microsoft.com/office/word/2010/wordprocessingShape" mc:Ignorable="w14 w15 w16se w16cid w16 w16cex w16sdtdh w16sdtfl w16du wp14">
   <w:abstractNum w:abstractNumId="0" w15:restartNumberingAfterBreak="0">
     <w:nsid w:val="FFFFFF7C"/>
     <w:multiLevelType w:val="singleLevel"/>
@@ -1017,7 +1021,7 @@
 </file>
 
 <file path=word/styles.xml><?xml version="1.0" encoding="utf-8"?>
-<w:styles xmlns:mc="http://schemas.openxmlformats.org/markup-compatibility/2006" xmlns:r="http://schemas.openxmlformats.org/officeDocument/2006/relationships" xmlns:w="http://schemas.openxmlformats.org/wordprocessingml/2006/main" xmlns:w14="http://schemas.microsoft.com/office/word/2010/wordml" xmlns:w15="http://schemas.microsoft.com/office/word/2012/wordml" xmlns:w16cex="http://schemas.microsoft.com/office/word/2018/wordml/cex" xmlns:w16cid="http://schemas.microsoft.com/office/word/2016/wordml/cid" xmlns:w16="http://schemas.microsoft.com/office/word/2018/wordml" xmlns:w16sdtdh="http://schemas.microsoft.com/office/word/2020/wordml/sdtdatahash" xmlns:w16se="http://schemas.microsoft.com/office/word/2015/wordml/symex" mc:Ignorable="w14 w15 w16se w16cid w16 w16cex w16sdtdh">
+<w:styles xmlns:mc="http://schemas.openxmlformats.org/markup-compatibility/2006" xmlns:r="http://schemas.openxmlformats.org/officeDocument/2006/relationships" xmlns:w="http://schemas.openxmlformats.org/wordprocessingml/2006/main" xmlns:w14="http://schemas.microsoft.com/office/word/2010/wordml" xmlns:w15="http://schemas.microsoft.com/office/word/2012/wordml" xmlns:w16cex="http://schemas.microsoft.com/office/word/2018/wordml/cex" xmlns:w16cid="http://schemas.microsoft.com/office/word/2016/wordml/cid" xmlns:w16="http://schemas.microsoft.com/office/word/2018/wordml" xmlns:w16du="http://schemas.microsoft.com/office/word/2023/wordml/word16du" xmlns:w16sdtdh="http://schemas.microsoft.com/office/word/2020/wordml/sdtdatahash" xmlns:w16sdtfl="http://schemas.microsoft.com/office/word/2024/wordml/sdtformatlock" xmlns:w16se="http://schemas.microsoft.com/office/word/2015/wordml/symex" mc:Ignorable="w14 w15 w16se w16cid w16 w16cex w16sdtdh w16sdtfl w16du">
   <w:docDefaults>
     <w:rPrDefault>
       <w:rPr>
@@ -1775,7 +1779,7 @@
     <w:link w:val="TitleChar"/>
     <w:uiPriority w:val="10"/>
     <w:qFormat/>
-    <w:rsid w:val="007106C8"/>
+    <w:rsid w:val="00E854FA"/>
     <w:pPr>
       <w:spacing w:after="300" w:line="240" w:lineRule="auto"/>
       <w:contextualSpacing/>
@@ -1785,7 +1789,7 @@
       <w:rFonts w:eastAsiaTheme="majorEastAsia" w:cstheme="majorBidi"/>
       <w:spacing w:val="5"/>
       <w:kern w:val="28"/>
-      <w:sz w:val="52"/>
+      <w:sz w:val="40"/>
       <w:szCs w:val="52"/>
       <w:lang w:val="sv-SE" w:eastAsia="en-US" w:bidi="ar-SA"/>
     </w:rPr>
@@ -1795,12 +1799,12 @@
     <w:basedOn w:val="DefaultParagraphFont"/>
     <w:link w:val="Title"/>
     <w:uiPriority w:val="10"/>
-    <w:rsid w:val="007106C8"/>
+    <w:rsid w:val="00E854FA"/>
     <w:rPr>
       <w:rFonts w:ascii="Times New Roman" w:eastAsiaTheme="majorEastAsia" w:hAnsi="Times New Roman" w:cstheme="majorBidi"/>
       <w:spacing w:val="5"/>
       <w:kern w:val="28"/>
-      <w:sz w:val="52"/>
+      <w:sz w:val="40"/>
       <w:szCs w:val="52"/>
       <w:lang w:val="sv-SE" w:eastAsia="en-US" w:bidi="ar-SA"/>
     </w:rPr>

--- a/klagomål/A 50760-2023 FSC-klagomål.docx
+++ b/klagomål/A 50760-2023 FSC-klagomål.docx
@@ -801,7 +801,7 @@
     <w:r>
       <w:tab/>
       <w:tab/>
-      <w:t>2026-06-18</w:t>
+      <w:t>2026-06-19</w:t>
       <w:br/>
       <w:br/>
     </w:r>

--- a/klagomål/A 50760-2023 FSC-klagomål.docx
+++ b/klagomål/A 50760-2023 FSC-klagomål.docx
@@ -801,7 +801,7 @@
     <w:r>
       <w:tab/>
       <w:tab/>
-      <w:t>2026-06-19</w:t>
+      <w:t>2026-06-20</w:t>
       <w:br/>
       <w:br/>
     </w:r>

--- a/klagomål/A 50760-2023 FSC-klagomål.docx
+++ b/klagomål/A 50760-2023 FSC-klagomål.docx
@@ -168,38 +168,7 @@
     </w:p>
     <w:p>
       <w:r>
-        <w:t>Detta dokument behandlar höga naturvärden i avverkningsanmälan A 50760-2023 i Eskilstuna kommun som inkom 2023-10-18 och omfattar 4,1 ha.</w:t>
-      </w:r>
-    </w:p>
-    <w:p>
-      <w:r>
-        <w:t>Nedan presenteras fynd av naturvårdsarter och fridlysta arter som gjorts i det avverkningsanmälda området, samt relevanta utdrag ur standarderna för FSC, Chain of Custody, Controlled Wood och PEFC. I BILAGA 1 finns artfakta om fridlysta arter.</w:t>
-      </w:r>
-    </w:p>
-    <w:p>
-      <w:r>
-        <w:t>Vi förväntar oss att ni återkommer med ett skriftligt svar på vårt klagomål och även beskriver vilka korrigerande åtgärder ni satt in för att rätta till identifierade brister i er efterlevnad av den svenska FSC standarden.</w:t>
-      </w:r>
-    </w:p>
-    <w:p>
-      <w:pPr>
-        <w:pStyle w:val="Heading1"/>
-      </w:pPr>
-      <w:r>
-        <w:t>Naturvårdsarter</w:t>
-      </w:r>
-    </w:p>
-    <w:p>
-      <w:r>
-        <w:t>I avverkningsanmälan har följande 1 naturvårdsarter hittats: pärluggla (EN, T, §4). Av dessa är 1 rödlistade. För rödlistade arter har rödlistekategorin angivits inom parentes. Typiska arter inom Natura 2000 som är kopplade till skogsekosystem har markerats med (T). För fridlysta arter anges även paragrafen i Artskyddsförordningen som arten är fridlyst enligt.</w:t>
-      </w:r>
-    </w:p>
-    <w:p>
-      <w:r>
-        <w:t>De påträffade naturvårdsarterna är ett tydligt kvitto på att det rör sig om en skog med höga naturvärden.</w:t>
-      </w:r>
-      <w:r>
-        <w:t xml:space="preserve"> I Figur 1 visas fyndplatser för naturvårdsarter i området, som finns registrerade på Artportalen.</w:t>
+        <w:t>Detta klagomål behandlar höga naturvärden i avverkningsanmälan A 50760-2023 i Eskilstuna kommun som inkom 2023-10-18 och omfattar 4,1 ha.</w:t>
       </w:r>
     </w:p>
     <w:p>
@@ -247,34 +216,35 @@
         <w:spacing w:after="240"/>
       </w:pPr>
       <w:r>
-        <w:t>Figur 1. Fyndplatser för naturvårdsarter i avverkningsanmälan (röd linje). Markörer utan svart kant är placerade på fyndplatsen. Markörer med svart kant är placerade vid sidan av fyndplatsen och har ett svart streck som visar fyndplatsens exakta position. Kartans mittpunktskoordinat är N 6560601, E 576286 i SWEREF 99 TM.</w:t>
+        <w:t>Figur 1. Fyndplatser för naturvårdsarter i avverkningsanmälan. Markörer utan svart kant är placerade på fyndplatsen. Markörer med svart kant är placerade vid sidan av fyndplatsen har ett svart streck som visar fyndplatsens exakta position. Kartans mittpunktskoordinat är N 6560601, E 576286 i SWEREF 99 TM.</w:t>
+      </w:r>
+    </w:p>
+    <w:p>
+      <w:r>
+        <w:t>I avverkningsanmälan finns fynd av 1 naturvårdsarter, varav 1 är rödlistad, 1 är fridlyst och 1 är typisk (T): pärluggla (EN, T, §4). Se Figur 1.</w:t>
+      </w:r>
+    </w:p>
+    <w:p>
+      <w:r>
+        <w:t>Nedan presenteras relevanta utdrag ur standarderna för FSC, Chain of Custody, Controlled Wood och PEFC.</w:t>
+      </w:r>
+    </w:p>
+    <w:p>
+      <w:r>
+        <w:t>Vi förväntar oss att ni återkommer med ett skriftligt svar på vårt klagomål och även beskriver vilka korrigerande åtgärder ni satt in för att rätta till identifierade brister i er efterlevnad av den svenska FSC standarden.</w:t>
       </w:r>
     </w:p>
     <w:p>
       <w:pPr>
-        <w:pStyle w:val="Heading2"/>
+        <w:pStyle w:val="Heading1"/>
       </w:pPr>
       <w:r>
-        <w:t>Fridlysta arter</w:t>
+        <w:t>Naturvårdsarter och fridlysta arter</w:t>
       </w:r>
     </w:p>
     <w:p>
       <w:r>
-        <w:t>Följande fridlysta arter har sina livsmiljöer och växtplatser i den avverkningsanmälda skogen: pärluggla (EN, T, §4).</w:t>
-      </w:r>
-    </w:p>
-    <w:p>
-      <w:r>
-        <w:t xml:space="preserve">Observera att medlemsländerna är skyldiga att agera i enlighet med EU:s fågeldirektiv där det uttryckligen står att direktivet gäller för fåglar samt för deras ägg, bon och </w:t>
-      </w:r>
-      <w:r>
-        <w:rPr>
-          <w:b/>
-        </w:rPr>
-        <w:t xml:space="preserve">livsmiljöer </w:t>
-      </w:r>
-      <w:r>
-        <w:t>(artikel 1). Vidare att de åtgärder som vidtas inte får leda till en försämring av den nuvarande situationen beträffande bevarandet av de fågelarter som avses i artikel 1 (artikel 13). Fågeldirektivet är styrande för tillsynsansvariga myndigheters ärendehantering, ställningstaganden och beslutsfattande.</w:t>
+        <w:t>Nedan följer beskrivningar av de naturvårdsarter och fridlysta arter som har sina livsmiljöer och växtplatser i den avverkningsanmälda skogen. Se även ytterligare artfakta i BILAGA 1. De påträffade naturvårdsarterna är ett tydligt kvitto på att det rör sig om en skog med höga naturvärden.</w:t>
       </w:r>
     </w:p>
     <w:p>
@@ -295,11 +265,6 @@
       </w:r>
       <w:r>
         <w:t xml:space="preserve"> (SLU Artdatabanken, 2026; Skogsstyrelsen, 2016).</w:t>
-      </w:r>
-    </w:p>
-    <w:p>
-      <w:r>
-        <w:t>I BILAGA 1 finns mer detaljerad information om ekologi samt krav på livsmiljö hos fridlysta arter.</w:t>
       </w:r>
     </w:p>
     <w:p>
@@ -801,7 +766,7 @@
     <w:r>
       <w:tab/>
       <w:tab/>
-      <w:t>2026-06-20</w:t>
+      <w:t>2026-06-21</w:t>
       <w:br/>
       <w:br/>
     </w:r>

--- a/klagomål/A 50760-2023 FSC-klagomål.docx
+++ b/klagomål/A 50760-2023 FSC-klagomål.docx
@@ -766,7 +766,7 @@
     <w:r>
       <w:tab/>
       <w:tab/>
-      <w:t>2026-06-21</w:t>
+      <w:t>2026-06-22</w:t>
       <w:br/>
       <w:br/>
     </w:r>

--- a/klagomål/A 50760-2023 FSC-klagomål.docx
+++ b/klagomål/A 50760-2023 FSC-klagomål.docx
@@ -766,7 +766,7 @@
     <w:r>
       <w:tab/>
       <w:tab/>
-      <w:t>2026-06-22</w:t>
+      <w:t>2026-06-23</w:t>
       <w:br/>
       <w:br/>
     </w:r>

--- a/klagomål/A 50760-2023 FSC-klagomål.docx
+++ b/klagomål/A 50760-2023 FSC-klagomål.docx
@@ -766,7 +766,7 @@
     <w:r>
       <w:tab/>
       <w:tab/>
-      <w:t>2026-06-23</w:t>
+      <w:t>2026-06-24</w:t>
       <w:br/>
       <w:br/>
     </w:r>

--- a/klagomål/A 50760-2023 FSC-klagomål.docx
+++ b/klagomål/A 50760-2023 FSC-klagomål.docx
@@ -766,7 +766,7 @@
     <w:r>
       <w:tab/>
       <w:tab/>
-      <w:t>2026-06-24</w:t>
+      <w:t>2026-06-25</w:t>
       <w:br/>
       <w:br/>
     </w:r>

--- a/klagomål/A 50760-2023 FSC-klagomål.docx
+++ b/klagomål/A 50760-2023 FSC-klagomål.docx
@@ -766,7 +766,7 @@
     <w:r>
       <w:tab/>
       <w:tab/>
-      <w:t>2026-06-25</w:t>
+      <w:t>2026-06-26</w:t>
       <w:br/>
       <w:br/>
     </w:r>

--- a/klagomål/A 50760-2023 FSC-klagomål.docx
+++ b/klagomål/A 50760-2023 FSC-klagomål.docx
@@ -766,7 +766,7 @@
     <w:r>
       <w:tab/>
       <w:tab/>
-      <w:t>2026-06-26</w:t>
+      <w:t>2026-06-27</w:t>
       <w:br/>
       <w:br/>
     </w:r>

--- a/klagomål/A 50760-2023 FSC-klagomål.docx
+++ b/klagomål/A 50760-2023 FSC-klagomål.docx
@@ -766,7 +766,7 @@
     <w:r>
       <w:tab/>
       <w:tab/>
-      <w:t>2026-06-27</w:t>
+      <w:t>2026-06-28</w:t>
       <w:br/>
       <w:br/>
     </w:r>

--- a/klagomål/A 50760-2023 FSC-klagomål.docx
+++ b/klagomål/A 50760-2023 FSC-klagomål.docx
@@ -766,7 +766,7 @@
     <w:r>
       <w:tab/>
       <w:tab/>
-      <w:t>2026-06-28</w:t>
+      <w:t>2026-06-29</w:t>
       <w:br/>
       <w:br/>
     </w:r>

--- a/klagomål/A 50760-2023 FSC-klagomål.docx
+++ b/klagomål/A 50760-2023 FSC-klagomål.docx
@@ -766,7 +766,7 @@
     <w:r>
       <w:tab/>
       <w:tab/>
-      <w:t>2026-06-29</w:t>
+      <w:t>2026-06-30</w:t>
       <w:br/>
       <w:br/>
     </w:r>

--- a/klagomål/A 50760-2023 FSC-klagomål.docx
+++ b/klagomål/A 50760-2023 FSC-klagomål.docx
@@ -766,7 +766,7 @@
     <w:r>
       <w:tab/>
       <w:tab/>
-      <w:t>2026-06-30</w:t>
+      <w:t>2026-07-01</w:t>
       <w:br/>
       <w:br/>
     </w:r>

--- a/klagomål/A 50760-2023 FSC-klagomål.docx
+++ b/klagomål/A 50760-2023 FSC-klagomål.docx
@@ -766,7 +766,7 @@
     <w:r>
       <w:tab/>
       <w:tab/>
-      <w:t>2026-07-01</w:t>
+      <w:t>2026-07-02</w:t>
       <w:br/>
       <w:br/>
     </w:r>

--- a/klagomål/A 50760-2023 FSC-klagomål.docx
+++ b/klagomål/A 50760-2023 FSC-klagomål.docx
@@ -766,7 +766,7 @@
     <w:r>
       <w:tab/>
       <w:tab/>
-      <w:t>2026-07-13</w:t>
+      <w:t>2026-07-14</w:t>
       <w:br/>
       <w:br/>
     </w:r>

--- a/klagomål/A 50760-2023 FSC-klagomål.docx
+++ b/klagomål/A 50760-2023 FSC-klagomål.docx
@@ -766,7 +766,7 @@
     <w:r>
       <w:tab/>
       <w:tab/>
-      <w:t>2026-07-14</w:t>
+      <w:t>2026-07-15</w:t>
       <w:br/>
       <w:br/>
     </w:r>

--- a/klagomål/A 50760-2023 FSC-klagomål.docx
+++ b/klagomål/A 50760-2023 FSC-klagomål.docx
@@ -766,7 +766,7 @@
     <w:r>
       <w:tab/>
       <w:tab/>
-      <w:t>2026-07-15</w:t>
+      <w:t>2026-07-16</w:t>
       <w:br/>
       <w:br/>
     </w:r>

--- a/klagomål/A 50760-2023 FSC-klagomål.docx
+++ b/klagomål/A 50760-2023 FSC-klagomål.docx
@@ -766,7 +766,7 @@
     <w:r>
       <w:tab/>
       <w:tab/>
-      <w:t>2026-07-16</w:t>
+      <w:t>2026-07-17</w:t>
       <w:br/>
       <w:br/>
     </w:r>

--- a/klagomål/A 50760-2023 FSC-klagomål.docx
+++ b/klagomål/A 50760-2023 FSC-klagomål.docx
@@ -766,7 +766,7 @@
     <w:r>
       <w:tab/>
       <w:tab/>
-      <w:t>2026-07-17</w:t>
+      <w:t>2026-07-18</w:t>
       <w:br/>
       <w:br/>
     </w:r>

--- a/klagomål/A 50760-2023 FSC-klagomål.docx
+++ b/klagomål/A 50760-2023 FSC-klagomål.docx
@@ -766,7 +766,7 @@
     <w:r>
       <w:tab/>
       <w:tab/>
-      <w:t>2026-07-18</w:t>
+      <w:t>2026-07-19</w:t>
       <w:br/>
       <w:br/>
     </w:r>

--- a/klagomål/A 50760-2023 FSC-klagomål.docx
+++ b/klagomål/A 50760-2023 FSC-klagomål.docx
@@ -766,7 +766,7 @@
     <w:r>
       <w:tab/>
       <w:tab/>
-      <w:t>2026-07-19</w:t>
+      <w:t>2026-07-20</w:t>
       <w:br/>
       <w:br/>
     </w:r>

--- a/klagomål/A 50760-2023 FSC-klagomål.docx
+++ b/klagomål/A 50760-2023 FSC-klagomål.docx
@@ -766,7 +766,7 @@
     <w:r>
       <w:tab/>
       <w:tab/>
-      <w:t>2026-07-20</w:t>
+      <w:t>2026-07-21</w:t>
       <w:br/>
       <w:br/>
     </w:r>

--- a/klagomål/A 50760-2023 FSC-klagomål.docx
+++ b/klagomål/A 50760-2023 FSC-klagomål.docx
@@ -766,7 +766,7 @@
     <w:r>
       <w:tab/>
       <w:tab/>
-      <w:t>2026-07-21</w:t>
+      <w:t>2026-07-22</w:t>
       <w:br/>
       <w:br/>
     </w:r>

--- a/klagomål/A 50760-2023 FSC-klagomål.docx
+++ b/klagomål/A 50760-2023 FSC-klagomål.docx
@@ -766,7 +766,7 @@
     <w:r>
       <w:tab/>
       <w:tab/>
-      <w:t>2026-07-22</w:t>
+      <w:t>2026-07-23</w:t>
       <w:br/>
       <w:br/>
     </w:r>

--- a/klagomål/A 50760-2023 FSC-klagomål.docx
+++ b/klagomål/A 50760-2023 FSC-klagomål.docx
@@ -766,7 +766,7 @@
     <w:r>
       <w:tab/>
       <w:tab/>
-      <w:t>2026-07-23</w:t>
+      <w:t>2026-07-24</w:t>
       <w:br/>
       <w:br/>
     </w:r>

--- a/klagomål/A 50760-2023 FSC-klagomål.docx
+++ b/klagomål/A 50760-2023 FSC-klagomål.docx
@@ -766,7 +766,7 @@
     <w:r>
       <w:tab/>
       <w:tab/>
-      <w:t>2026-07-24</w:t>
+      <w:t>2026-07-25</w:t>
       <w:br/>
       <w:br/>
     </w:r>

--- a/klagomål/A 50760-2023 FSC-klagomål.docx
+++ b/klagomål/A 50760-2023 FSC-klagomål.docx
@@ -766,7 +766,7 @@
     <w:r>
       <w:tab/>
       <w:tab/>
-      <w:t>2026-07-25</w:t>
+      <w:t>2026-07-26</w:t>
       <w:br/>
       <w:br/>
     </w:r>

--- a/klagomål/A 50760-2023 FSC-klagomål.docx
+++ b/klagomål/A 50760-2023 FSC-klagomål.docx
@@ -766,7 +766,7 @@
     <w:r>
       <w:tab/>
       <w:tab/>
-      <w:t>2026-07-26</w:t>
+      <w:t>2026-07-27</w:t>
       <w:br/>
       <w:br/>
     </w:r>

--- a/klagomål/A 50760-2023 FSC-klagomål.docx
+++ b/klagomål/A 50760-2023 FSC-klagomål.docx
@@ -766,7 +766,7 @@
     <w:r>
       <w:tab/>
       <w:tab/>
-      <w:t>2026-07-27</w:t>
+      <w:t>2026-07-28</w:t>
       <w:br/>
       <w:br/>
     </w:r>

--- a/klagomål/A 50760-2023 FSC-klagomål.docx
+++ b/klagomål/A 50760-2023 FSC-klagomål.docx
@@ -766,7 +766,7 @@
     <w:r>
       <w:tab/>
       <w:tab/>
-      <w:t>2026-07-28</w:t>
+      <w:t>2026-07-29</w:t>
       <w:br/>
       <w:br/>
     </w:r>

--- a/klagomål/A 50760-2023 FSC-klagomål.docx
+++ b/klagomål/A 50760-2023 FSC-klagomål.docx
@@ -766,7 +766,7 @@
     <w:r>
       <w:tab/>
       <w:tab/>
-      <w:t>2026-07-29</w:t>
+      <w:t>2026-07-30</w:t>
       <w:br/>
       <w:br/>
     </w:r>

--- a/klagomål/A 50760-2023 FSC-klagomål.docx
+++ b/klagomål/A 50760-2023 FSC-klagomål.docx
@@ -766,7 +766,7 @@
     <w:r>
       <w:tab/>
       <w:tab/>
-      <w:t>2026-07-30</w:t>
+      <w:t>2026-07-31</w:t>
       <w:br/>
       <w:br/>
     </w:r>

--- a/klagomål/A 50760-2023 FSC-klagomål.docx
+++ b/klagomål/A 50760-2023 FSC-klagomål.docx
@@ -766,7 +766,7 @@
     <w:r>
       <w:tab/>
       <w:tab/>
-      <w:t>2026-07-31</w:t>
+      <w:t>2026-08-01</w:t>
       <w:br/>
       <w:br/>
     </w:r>

--- a/klagomål/A 50760-2023 FSC-klagomål.docx
+++ b/klagomål/A 50760-2023 FSC-klagomål.docx
@@ -766,7 +766,7 @@
     <w:r>
       <w:tab/>
       <w:tab/>
-      <w:t>2026-08-01</w:t>
+      <w:t>2026-08-02</w:t>
       <w:br/>
       <w:br/>
     </w:r>

--- a/klagomål/A 50760-2023 FSC-klagomål.docx
+++ b/klagomål/A 50760-2023 FSC-klagomål.docx
@@ -766,7 +766,7 @@
     <w:r>
       <w:tab/>
       <w:tab/>
-      <w:t>2026-08-02</w:t>
+      <w:t>2026-08-03</w:t>
       <w:br/>
       <w:br/>
     </w:r>

--- a/klagomål/A 50760-2023 FSC-klagomål.docx
+++ b/klagomål/A 50760-2023 FSC-klagomål.docx
@@ -766,7 +766,7 @@
     <w:r>
       <w:tab/>
       <w:tab/>
-      <w:t>2026-08-03</w:t>
+      <w:t>2026-08-04</w:t>
       <w:br/>
       <w:br/>
     </w:r>

--- a/klagomål/A 50760-2023 FSC-klagomål.docx
+++ b/klagomål/A 50760-2023 FSC-klagomål.docx
@@ -766,7 +766,7 @@
     <w:r>
       <w:tab/>
       <w:tab/>
-      <w:t>2026-08-04</w:t>
+      <w:t>2026-08-05</w:t>
       <w:br/>
       <w:br/>
     </w:r>

--- a/klagomål/A 50760-2023 FSC-klagomål.docx
+++ b/klagomål/A 50760-2023 FSC-klagomål.docx
@@ -766,7 +766,7 @@
     <w:r>
       <w:tab/>
       <w:tab/>
-      <w:t>2026-08-05</w:t>
+      <w:t>2026-08-07</w:t>
       <w:br/>
       <w:br/>
     </w:r>

--- a/klagomål/A 50760-2023 FSC-klagomål.docx
+++ b/klagomål/A 50760-2023 FSC-klagomål.docx
@@ -766,7 +766,7 @@
     <w:r>
       <w:tab/>
       <w:tab/>
-      <w:t>2026-08-07</w:t>
+      <w:t>2026-08-08</w:t>
       <w:br/>
       <w:br/>
     </w:r>

--- a/klagomål/A 50760-2023 FSC-klagomål.docx
+++ b/klagomål/A 50760-2023 FSC-klagomål.docx
@@ -216,7 +216,7 @@
         <w:spacing w:after="240"/>
       </w:pPr>
       <w:r>
-        <w:t>Figur 1. Fyndplatser för naturvårdsarter i avverkningsanmälan. Markörer utan svart kant är placerade på fyndplatsen. Markörer med svart kant är placerade vid sidan av fyndplatsen har ett svart streck som visar fyndplatsens exakta position. Kartans mittpunktskoordinat är N 6560601, E 576286 i SWEREF 99 TM.</w:t>
+        <w:t>Figur 1. Fyndplatser för naturvårdsarter i avverkningsanmälan. Markörer utan svart kant är placerade på fyndplatsen. Markörer med svart kant är placerade vid sidan av fyndplatsen och har ett svart streck som visar fyndplatsens exakta position. Kartans mittpunktskoordinat är N 6560601, E 576286 i SWEREF 99 TM.</w:t>
       </w:r>
     </w:p>
     <w:p>
@@ -766,7 +766,7 @@
     <w:r>
       <w:tab/>
       <w:tab/>
-      <w:t>2026-08-14</w:t>
+      <w:t>2026-08-15</w:t>
       <w:br/>
       <w:br/>
     </w:r>

--- a/klagomål/A 50760-2023 FSC-klagomål.docx
+++ b/klagomål/A 50760-2023 FSC-klagomål.docx
@@ -766,7 +766,7 @@
     <w:r>
       <w:tab/>
       <w:tab/>
-      <w:t>2026-08-15</w:t>
+      <w:t>2026-08-16</w:t>
       <w:br/>
       <w:br/>
     </w:r>

--- a/klagomål/A 50760-2023 FSC-klagomål.docx
+++ b/klagomål/A 50760-2023 FSC-klagomål.docx
@@ -766,7 +766,7 @@
     <w:r>
       <w:tab/>
       <w:tab/>
-      <w:t>2026-08-16</w:t>
+      <w:t>2026-08-17</w:t>
       <w:br/>
       <w:br/>
     </w:r>

--- a/klagomål/A 50760-2023 FSC-klagomål.docx
+++ b/klagomål/A 50760-2023 FSC-klagomål.docx
@@ -766,7 +766,7 @@
     <w:r>
       <w:tab/>
       <w:tab/>
-      <w:t>2026-08-17</w:t>
+      <w:t>2026-08-18</w:t>
       <w:br/>
       <w:br/>
     </w:r>

--- a/klagomål/A 50760-2023 FSC-klagomål.docx
+++ b/klagomål/A 50760-2023 FSC-klagomål.docx
@@ -766,7 +766,7 @@
     <w:r>
       <w:tab/>
       <w:tab/>
-      <w:t>2026-08-18</w:t>
+      <w:t>2026-08-19</w:t>
       <w:br/>
       <w:br/>
     </w:r>

--- a/klagomål/A 50760-2023 FSC-klagomål.docx
+++ b/klagomål/A 50760-2023 FSC-klagomål.docx
@@ -766,7 +766,7 @@
     <w:r>
       <w:tab/>
       <w:tab/>
-      <w:t>2026-08-19</w:t>
+      <w:t>2026-08-20</w:t>
       <w:br/>
       <w:br/>
     </w:r>

--- a/klagomål/A 50760-2023 FSC-klagomål.docx
+++ b/klagomål/A 50760-2023 FSC-klagomål.docx
@@ -766,7 +766,7 @@
     <w:r>
       <w:tab/>
       <w:tab/>
-      <w:t>2026-08-20</w:t>
+      <w:t>2026-08-21</w:t>
       <w:br/>
       <w:br/>
     </w:r>

--- a/klagomål/A 50760-2023 FSC-klagomål.docx
+++ b/klagomål/A 50760-2023 FSC-klagomål.docx
@@ -766,7 +766,7 @@
     <w:r>
       <w:tab/>
       <w:tab/>
-      <w:t>2026-08-21</w:t>
+      <w:t>2026-08-22</w:t>
       <w:br/>
       <w:br/>
     </w:r>

--- a/klagomål/A 50760-2023 FSC-klagomål.docx
+++ b/klagomål/A 50760-2023 FSC-klagomål.docx
@@ -766,7 +766,7 @@
     <w:r>
       <w:tab/>
       <w:tab/>
-      <w:t>2026-08-22</w:t>
+      <w:t>2026-08-23</w:t>
       <w:br/>
       <w:br/>
     </w:r>

--- a/klagomål/A 50760-2023 FSC-klagomål.docx
+++ b/klagomål/A 50760-2023 FSC-klagomål.docx
@@ -766,7 +766,7 @@
     <w:r>
       <w:tab/>
       <w:tab/>
-      <w:t>2026-08-23</w:t>
+      <w:t>2026-08-24</w:t>
       <w:br/>
       <w:br/>
     </w:r>

--- a/klagomål/A 50760-2023 FSC-klagomål.docx
+++ b/klagomål/A 50760-2023 FSC-klagomål.docx
@@ -766,7 +766,7 @@
     <w:r>
       <w:tab/>
       <w:tab/>
-      <w:t>2026-08-24</w:t>
+      <w:t>2026-08-25</w:t>
       <w:br/>
       <w:br/>
     </w:r>

--- a/klagomål/A 50760-2023 FSC-klagomål.docx
+++ b/klagomål/A 50760-2023 FSC-klagomål.docx
@@ -766,7 +766,7 @@
     <w:r>
       <w:tab/>
       <w:tab/>
-      <w:t>2026-08-25</w:t>
+      <w:t>2026-08-26</w:t>
       <w:br/>
       <w:br/>
     </w:r>

--- a/klagomål/A 50760-2023 FSC-klagomål.docx
+++ b/klagomål/A 50760-2023 FSC-klagomål.docx
@@ -766,7 +766,7 @@
     <w:r>
       <w:tab/>
       <w:tab/>
-      <w:t>2026-08-26</w:t>
+      <w:t>2026-08-27</w:t>
       <w:br/>
       <w:br/>
     </w:r>

--- a/klagomål/A 50760-2023 FSC-klagomål.docx
+++ b/klagomål/A 50760-2023 FSC-klagomål.docx
@@ -766,7 +766,7 @@
     <w:r>
       <w:tab/>
       <w:tab/>
-      <w:t>2026-08-27</w:t>
+      <w:t>2026-08-28</w:t>
       <w:br/>
       <w:br/>
     </w:r>

--- a/klagomål/A 50760-2023 FSC-klagomål.docx
+++ b/klagomål/A 50760-2023 FSC-klagomål.docx
@@ -766,7 +766,7 @@
     <w:r>
       <w:tab/>
       <w:tab/>
-      <w:t>2026-08-28</w:t>
+      <w:t>2026-08-29</w:t>
       <w:br/>
       <w:br/>
     </w:r>

--- a/klagomål/A 50760-2023 FSC-klagomål.docx
+++ b/klagomål/A 50760-2023 FSC-klagomål.docx
@@ -766,7 +766,7 @@
     <w:r>
       <w:tab/>
       <w:tab/>
-      <w:t>2026-08-29</w:t>
+      <w:t>2026-08-31</w:t>
       <w:br/>
       <w:br/>
     </w:r>

--- a/klagomål/A 50760-2023 FSC-klagomål.docx
+++ b/klagomål/A 50760-2023 FSC-klagomål.docx
@@ -766,7 +766,7 @@
     <w:r>
       <w:tab/>
       <w:tab/>
-      <w:t>2026-08-31</w:t>
+      <w:t>2026-09-01</w:t>
       <w:br/>
       <w:br/>
     </w:r>

--- a/klagomål/A 50760-2023 FSC-klagomål.docx
+++ b/klagomål/A 50760-2023 FSC-klagomål.docx
@@ -766,7 +766,7 @@
     <w:r>
       <w:tab/>
       <w:tab/>
-      <w:t>2026-09-01</w:t>
+      <w:t>2026-09-02</w:t>
       <w:br/>
       <w:br/>
     </w:r>

--- a/klagomål/A 50760-2023 FSC-klagomål.docx
+++ b/klagomål/A 50760-2023 FSC-klagomål.docx
@@ -766,7 +766,7 @@
     <w:r>
       <w:tab/>
       <w:tab/>
-      <w:t>2026-09-02</w:t>
+      <w:t>2026-09-03</w:t>
       <w:br/>
       <w:br/>
     </w:r>

--- a/klagomål/A 50760-2023 FSC-klagomål.docx
+++ b/klagomål/A 50760-2023 FSC-klagomål.docx
@@ -766,7 +766,7 @@
     <w:r>
       <w:tab/>
       <w:tab/>
-      <w:t>2026-09-03</w:t>
+      <w:t>2026-09-04</w:t>
       <w:br/>
       <w:br/>
     </w:r>

--- a/klagomål/A 50760-2023 FSC-klagomål.docx
+++ b/klagomål/A 50760-2023 FSC-klagomål.docx
@@ -766,7 +766,7 @@
     <w:r>
       <w:tab/>
       <w:tab/>
-      <w:t>2026-09-04</w:t>
+      <w:t>2026-09-05</w:t>
       <w:br/>
       <w:br/>
     </w:r>

--- a/klagomål/A 50760-2023 FSC-klagomål.docx
+++ b/klagomål/A 50760-2023 FSC-klagomål.docx
@@ -766,7 +766,7 @@
     <w:r>
       <w:tab/>
       <w:tab/>
-      <w:t>2026-09-05</w:t>
+      <w:t>2026-09-06</w:t>
       <w:br/>
       <w:br/>
     </w:r>

--- a/klagomål/A 50760-2023 FSC-klagomål.docx
+++ b/klagomål/A 50760-2023 FSC-klagomål.docx
@@ -766,7 +766,7 @@
     <w:r>
       <w:tab/>
       <w:tab/>
-      <w:t>2026-09-06</w:t>
+      <w:t>2026-09-07</w:t>
       <w:br/>
       <w:br/>
     </w:r>

--- a/klagomål/A 50760-2023 FSC-klagomål.docx
+++ b/klagomål/A 50760-2023 FSC-klagomål.docx
@@ -766,7 +766,7 @@
     <w:r>
       <w:tab/>
       <w:tab/>
-      <w:t>2026-09-07</w:t>
+      <w:t>2026-09-08</w:t>
       <w:br/>
       <w:br/>
     </w:r>

--- a/klagomål/A 50760-2023 FSC-klagomål.docx
+++ b/klagomål/A 50760-2023 FSC-klagomål.docx
@@ -766,7 +766,7 @@
     <w:r>
       <w:tab/>
       <w:tab/>
-      <w:t>2026-09-08</w:t>
+      <w:t>2026-09-09</w:t>
       <w:br/>
       <w:br/>
     </w:r>

--- a/klagomål/A 50760-2023 FSC-klagomål.docx
+++ b/klagomål/A 50760-2023 FSC-klagomål.docx
@@ -766,7 +766,7 @@
     <w:r>
       <w:tab/>
       <w:tab/>
-      <w:t>2026-09-09</w:t>
+      <w:t>2026-09-10</w:t>
       <w:br/>
       <w:br/>
     </w:r>

--- a/klagomål/A 50760-2023 FSC-klagomål.docx
+++ b/klagomål/A 50760-2023 FSC-klagomål.docx
@@ -766,7 +766,7 @@
     <w:r>
       <w:tab/>
       <w:tab/>
-      <w:t>2026-09-10</w:t>
+      <w:t>2026-09-11</w:t>
       <w:br/>
       <w:br/>
     </w:r>

--- a/klagomål/A 50760-2023 FSC-klagomål.docx
+++ b/klagomål/A 50760-2023 FSC-klagomål.docx
@@ -766,7 +766,7 @@
     <w:r>
       <w:tab/>
       <w:tab/>
-      <w:t>2026-09-11</w:t>
+      <w:t>2026-09-12</w:t>
       <w:br/>
       <w:br/>
     </w:r>

--- a/klagomål/A 50760-2023 FSC-klagomål.docx
+++ b/klagomål/A 50760-2023 FSC-klagomål.docx
@@ -766,7 +766,7 @@
     <w:r>
       <w:tab/>
       <w:tab/>
-      <w:t>2026-09-12</w:t>
+      <w:t>2026-09-13</w:t>
       <w:br/>
       <w:br/>
     </w:r>
